--- a/算法训练材料/PU-202A/PU-202A msds_EN Guanzhi.docx
+++ b/算法训练材料/PU-202A/PU-202A msds_EN Guanzhi.docx
@@ -9709,24 +9709,45 @@
           <w:tcPr>
             <w:tcW w:w="9781" w:type="dxa"/>
             <w:gridSpan w:val="4"/>
-            <w:vAlign w:val="center"/>
-            <w:tcBorders>
-              <w:top w:val="dotted" w:color="auto" w:sz="4" w:space="0"/>
-              <w:bottom w:val="dotted" w:color="auto" w:sz="4" w:space="0"/>
-              <w:right w:val="dotted" w:color="auto" w:sz="4" w:space="0"/>
-            </w:tcBorders>
-          </w:tcPr>
-          <w:p>
-            <w:pPr>
-              <w:jc w:val="left"/>
-              <w:spacing w:line="300" w:lineRule="auto"/>
-            </w:pPr>
-            <w:r>
-              <w:rPr>
-                <w:rFonts w:ascii="Arial" w:hAnsi="Arial"/>
-                <w:sz w:val="19"/>
-              </w:rPr>
-              <w:t xml:space="preserve">No toxicological studies are available on the product.</w:t>
+            <w:tcBorders>
+              <w:top w:val="single" w:color="auto" w:sz="4" w:space="0"/>
+              <w:bottom w:val="dotted" w:color="auto" w:sz="4" w:space="0"/>
+            </w:tcBorders>
+          </w:tcPr>
+          <w:p>
+            <w:pPr>
+              <w:keepNext w:val="0"/>
+              <w:keepLines w:val="0"/>
+              <w:pageBreakBefore w:val="0"/>
+              <w:widowControl w:val="0"/>
+              <w:kinsoku/>
+              <w:wordWrap/>
+              <w:overflowPunct/>
+              <w:topLinePunct w:val="0"/>
+              <w:bidi w:val="0"/>
+              <w:adjustRightInd/>
+              <w:snapToGrid/>
+              <w:spacing w:line="300" w:lineRule="auto"/>
+              <w:jc w:val="left"/>
+              <w:textAlignment w:val="auto"/>
+              <w:rPr>
+                <w:rFonts w:hint="eastAsia" w:cs="Arial"/>
+                <w:kern w:val="0"/>
+                <w:sz w:val="24"/>
+                <w:lang w:val="en-US" w:eastAsia="zh-CN"/>
+              </w:rPr>
+            </w:pPr>
+            <w:r>
+              <w:rPr>
+                <w:rFonts w:hint="eastAsia" w:cs="Arial" w:eastAsia="宋体" w:ascii="Arial" w:hAnsi="Arial"/>
+                <w:b w:val="0"/>
+                <w:bCs w:val="0"/>
+                <w:kern w:val="0"/>
+                <w:sz w:val="24"/>
+                <w:szCs w:val="24"/>
+                <w:lang w:val="en-US" w:eastAsia="zh-CN"/>
+              </w:rPr>
+              <w:t>No toxicological studies were available for this product.</w:t>
             </w:r>
           </w:p>
         </w:tc>
@@ -9755,25 +9776,45 @@
           <w:tcPr>
             <w:tcW w:w="9781" w:type="dxa"/>
             <w:gridSpan w:val="4"/>
-            <w:vAlign w:val="center"/>
-            <w:tcBorders>
-              <w:top w:val="dotted" w:color="auto" w:sz="4" w:space="0"/>
-              <w:bottom w:val="dotted" w:color="auto" w:sz="4" w:space="0"/>
-              <w:right w:val="dotted" w:color="auto" w:sz="4" w:space="0"/>
-            </w:tcBorders>
-          </w:tcPr>
-          <w:p>
-            <w:pPr>
-              <w:jc w:val="left"/>
-              <w:spacing w:line="300" w:lineRule="auto"/>
-              <w:ind w:left="34"/>
-            </w:pPr>
-            <w:r>
-              <w:rPr>
-                <w:rFonts w:ascii="Arial" w:hAnsi="Arial"/>
-                <w:sz w:val="19"/>
-              </w:rPr>
-              <w:t xml:space="preserve">The following is toxicological data for N,N-Dimethylacetamide:</w:t>
+            <w:tcBorders>
+              <w:top w:val="dotted" w:color="auto" w:sz="4" w:space="0"/>
+              <w:bottom w:val="dotted" w:color="auto" w:sz="4" w:space="0"/>
+            </w:tcBorders>
+          </w:tcPr>
+          <w:p>
+            <w:pPr>
+              <w:keepNext w:val="0"/>
+              <w:keepLines w:val="0"/>
+              <w:pageBreakBefore w:val="0"/>
+              <w:widowControl w:val="0"/>
+              <w:kinsoku/>
+              <w:wordWrap/>
+              <w:overflowPunct/>
+              <w:topLinePunct w:val="0"/>
+              <w:bidi w:val="0"/>
+              <w:adjustRightInd/>
+              <w:snapToGrid/>
+              <w:spacing w:line="300" w:lineRule="auto"/>
+              <w:jc w:val="left"/>
+              <w:textAlignment w:val="auto"/>
+              <w:rPr>
+                <w:rFonts w:hint="eastAsia" w:cs="Arial"/>
+                <w:kern w:val="0"/>
+                <w:sz w:val="24"/>
+                <w:lang w:val="en-US" w:eastAsia="zh-CN"/>
+              </w:rPr>
+            </w:pPr>
+            <w:r>
+              <w:rPr>
+                <w:rFonts w:hint="eastAsia" w:cs="Arial" w:eastAsia="宋体" w:ascii="Arial" w:hAnsi="Arial"/>
+                <w:b w:val="0"/>
+                <w:bCs w:val="0"/>
+                <w:kern w:val="0"/>
+                <w:sz w:val="24"/>
+                <w:szCs w:val="24"/>
+                <w:lang w:val="en-US" w:eastAsia="zh-CN"/>
+              </w:rPr>
+              <w:t>The following are toxicological data for N,N-Dimethylacetamide (DMAC):</w:t>
             </w:r>
           </w:p>
         </w:tc>
@@ -9800,224 +9841,1483 @@
         </w:trPr>
         <w:tc>
           <w:tcPr>
-            <w:tcW w:w="9781" w:type="dxa"/>
-            <w:gridSpan w:val="4"/>
-            <w:vAlign w:val="center"/>
+            <w:tcW w:w="3519" w:type="dxa"/>
+            <w:vMerge w:val="restart"/>
             <w:tcBorders>
               <w:top w:val="dotted" w:color="auto" w:sz="4" w:space="0"/>
               <w:bottom w:val="dotted" w:color="auto" w:sz="4" w:space="0"/>
               <w:right w:val="dotted" w:color="auto" w:sz="4" w:space="0"/>
             </w:tcBorders>
-          </w:tcPr>
-          <w:p>
-            <w:pPr>
-              <w:jc w:val="left"/>
-              <w:spacing w:line="300" w:lineRule="auto"/>
-              <w:ind w:left="34"/>
-            </w:pPr>
-            <w:r>
-              <w:rPr>
-                <w:rFonts w:ascii="Arial" w:hAnsi="Arial"/>
-                <w:sz w:val="19"/>
-                <w:b/>
-              </w:rPr>
-              <w:t xml:space="preserve">N,N-Dimethylacetamide:</w:t>
-            </w:r>
-            <w:r>
-              <w:rPr>
-                <w:rFonts w:ascii="Arial" w:hAnsi="Arial"/>
-                <w:sz w:val="19"/>
-              </w:rPr>
-              <w:br w:type="textWrapping"/>
-            </w:r>
-            <w:r>
-              <w:rPr>
-                <w:rFonts w:ascii="Arial" w:hAnsi="Arial"/>
-                <w:sz w:val="19"/>
+            <w:vAlign w:val="center"/>
+          </w:tcPr>
+          <w:p>
+            <w:pPr>
+              <w:keepNext w:val="0"/>
+              <w:keepLines w:val="0"/>
+              <w:pageBreakBefore w:val="0"/>
+              <w:widowControl w:val="0"/>
+              <w:numPr>
+                <w:ilvl w:val="1"/>
+                <w:numId w:val="0"/>
+              </w:numPr>
+              <w:kinsoku/>
+              <w:wordWrap/>
+              <w:overflowPunct/>
+              <w:topLinePunct w:val="0"/>
+              <w:autoSpaceDE/>
+              <w:autoSpaceDN/>
+              <w:bidi w:val="0"/>
+              <w:adjustRightInd/>
+              <w:snapToGrid/>
+              <w:spacing w:line="300" w:lineRule="auto"/>
+              <w:jc w:val="left"/>
+              <w:textAlignment w:val="auto"/>
+              <w:rPr>
+                <w:b/>
+                <w:sz w:val="24"/>
+              </w:rPr>
+              <w:ind w:left="565" w:hanging="565"/>
+            </w:pPr>
+            <w:r>
+              <w:rPr>
+                <w:rFonts w:ascii="Arial" w:hAnsi="Arial" w:eastAsia="Arial" w:cs="Arial"/>
+                <w:b/>
+                <w:sz w:val="19"/>
+                <w:szCs w:val="19"/>
+              </w:rPr>
+              <w:t xml:space="preserve">11.1</w:t>
+              <w:tab/>
+            </w:r>
+            <w:r>
+              <w:rPr>
+                <w:rFonts w:ascii="Arial" w:hAnsi="Arial" w:eastAsia="Arial" w:cs="Arial"/>
+                <w:b/>
+                <w:sz w:val="19"/>
+                <w:szCs w:val="19"/>
               </w:rPr>
               <w:t xml:space="preserve">Acute toxicity:</w:t>
             </w:r>
-            <w:r>
-              <w:rPr>
-                <w:rFonts w:ascii="Arial" w:hAnsi="Arial"/>
-                <w:sz w:val="19"/>
-              </w:rPr>
-              <w:br w:type="textWrapping"/>
-            </w:r>
-            <w:r>
-              <w:rPr>
-                <w:rFonts w:ascii="Arial" w:hAnsi="Arial"/>
-                <w:sz w:val="19"/>
-              </w:rPr>
-              <w:t xml:space="preserve">Oral: Median lethal dose (LD50) / rat: 3,000 - 6,000 mg/kg;</w:t>
-            </w:r>
-            <w:r>
-              <w:rPr>
-                <w:rFonts w:ascii="Arial" w:hAnsi="Arial"/>
-                <w:sz w:val="19"/>
-              </w:rPr>
-              <w:br w:type="textWrapping"/>
-            </w:r>
-            <w:r>
-              <w:rPr>
-                <w:rFonts w:ascii="Arial" w:hAnsi="Arial"/>
-                <w:sz w:val="19"/>
-              </w:rPr>
-              <w:t xml:space="preserve">Inhalation: Median lethal concentration (LC50) / 1h / rat female: 8.81 mg/l (This value is only for cases where inhalable particles are formed);</w:t>
-            </w:r>
-            <w:r>
-              <w:rPr>
-                <w:rFonts w:ascii="Arial" w:hAnsi="Arial"/>
-                <w:sz w:val="19"/>
-              </w:rPr>
-              <w:br w:type="textWrapping"/>
-            </w:r>
-            <w:r>
-              <w:rPr>
-                <w:rFonts w:ascii="Arial" w:hAnsi="Arial"/>
-                <w:sz w:val="19"/>
-              </w:rPr>
-              <w:t xml:space="preserve">Primary skin irritation: Species: rabbit; Classification: skin irritation; Result: mild skin irritation;</w:t>
-            </w:r>
-            <w:r>
-              <w:rPr>
-                <w:rFonts w:ascii="Arial" w:hAnsi="Arial"/>
-                <w:sz w:val="19"/>
-              </w:rPr>
-              <w:br w:type="textWrapping"/>
-            </w:r>
-            <w:r>
-              <w:rPr>
-                <w:rFonts w:ascii="Arial" w:hAnsi="Arial"/>
-                <w:sz w:val="19"/>
-              </w:rPr>
-              <w:t xml:space="preserve">Primary mucous membrane irritation: Species: rabbit; Classification: eye irritation; Result: mild eye irritation;</w:t>
-            </w:r>
-            <w:r>
-              <w:rPr>
-                <w:rFonts w:ascii="Arial" w:hAnsi="Arial"/>
-                <w:sz w:val="19"/>
-              </w:rPr>
-              <w:br w:type="textWrapping"/>
-            </w:r>
-            <w:r>
-              <w:rPr>
-                <w:rFonts w:ascii="Arial" w:hAnsi="Arial"/>
-                <w:sz w:val="19"/>
-              </w:rPr>
-              <w:t xml:space="preserve">Sensitization: Species: guinea pig; Classification: not a skin sensitizer; Result: did not cause sensitization in laboratory animals; Species: human; Classification: not a skin sensitizer; Result: skin contact tests on volunteers demonstrated no sensitizing properties;</w:t>
-            </w:r>
-            <w:r>
-              <w:rPr>
-                <w:rFonts w:ascii="Arial" w:hAnsi="Arial"/>
-                <w:sz w:val="19"/>
-              </w:rPr>
-              <w:br w:type="textWrapping"/>
-            </w:r>
-            <w:r>
-              <w:rPr>
-                <w:rFonts w:ascii="Arial" w:hAnsi="Arial"/>
-                <w:sz w:val="19"/>
-              </w:rPr>
-              <w:t xml:space="preserve">Mutagenicity: Did not cause genetic damage in bacterial cell cultures. Did not cause genetic damage in mammalian cell cultures. Evidence indicates this substance does not cause genetic damage in animals;</w:t>
-            </w:r>
-            <w:r>
-              <w:rPr>
-                <w:rFonts w:ascii="Arial" w:hAnsi="Arial"/>
-                <w:sz w:val="19"/>
-              </w:rPr>
-              <w:br w:type="textWrapping"/>
-            </w:r>
-            <w:r>
-              <w:rPr>
-                <w:rFonts w:ascii="Arial" w:hAnsi="Arial"/>
-                <w:sz w:val="19"/>
-              </w:rPr>
-              <w:t xml:space="preserve">Carcinogenicity: No carcinogenic effects observed in animal studies;</w:t>
-            </w:r>
-            <w:r>
-              <w:rPr>
-                <w:rFonts w:ascii="Arial" w:hAnsi="Arial"/>
-                <w:sz w:val="19"/>
-              </w:rPr>
-              <w:br w:type="textWrapping"/>
-            </w:r>
-            <w:r>
-              <w:rPr>
-                <w:rFonts w:ascii="Arial" w:hAnsi="Arial"/>
-                <w:sz w:val="19"/>
-              </w:rPr>
-              <w:t xml:space="preserve">Reproductive toxicity: Animal studies show no reproductive toxicity. Animal studies indicate effects on embryos at doses below those causing maternal toxicity. Decreased embryo-fetal viability, retarded fetal development (variations), fetal malformations;</w:t>
-            </w:r>
-            <w:r>
-              <w:rPr>
-                <w:rFonts w:ascii="Arial" w:hAnsi="Arial"/>
-                <w:sz w:val="19"/>
-              </w:rPr>
-              <w:br w:type="textWrapping"/>
-            </w:r>
-            <w:r>
-              <w:rPr>
-                <w:rFonts w:ascii="Arial" w:hAnsi="Arial"/>
-                <w:sz w:val="19"/>
-              </w:rPr>
-              <w:t xml:space="preserve">Specific target organ toxicity (single / repeated exposure): No data available;</w:t>
-            </w:r>
-            <w:r>
-              <w:rPr>
-                <w:rFonts w:ascii="Arial" w:hAnsi="Arial"/>
-                <w:sz w:val="19"/>
-              </w:rPr>
-              <w:br w:type="textWrapping"/>
-            </w:r>
-            <w:r>
-              <w:rPr>
-                <w:rFonts w:ascii="Arial" w:hAnsi="Arial"/>
-                <w:sz w:val="19"/>
-              </w:rPr>
-              <w:t xml:space="preserve">Aspiration hazard: No data available;</w:t>
-            </w:r>
-            <w:r>
-              <w:rPr>
-                <w:rFonts w:ascii="Arial" w:hAnsi="Arial"/>
-                <w:sz w:val="19"/>
-              </w:rPr>
-              <w:br w:type="textWrapping"/>
-            </w:r>
-            <w:r>
-              <w:rPr>
-                <w:rFonts w:ascii="Arial" w:hAnsi="Arial"/>
-                <w:sz w:val="19"/>
-              </w:rPr>
-              <w:t xml:space="preserve">Additional information: Consumption of alcoholic beverages may aggravate toxic effects;</w:t>
-            </w:r>
-            <w:r>
-              <w:rPr>
-                <w:rFonts w:ascii="Arial" w:hAnsi="Arial"/>
-                <w:sz w:val="19"/>
-              </w:rPr>
-              <w:br w:type="textWrapping"/>
-            </w:r>
-            <w:r>
-              <w:rPr>
-                <w:rFonts w:ascii="Arial" w:hAnsi="Arial"/>
-                <w:sz w:val="19"/>
-              </w:rPr>
-              <w:t xml:space="preserve">Repeated dose toxicity: Oral; Pathological changes: stomach, testes, liver, kidney, abnormal decrease in red blood cells;</w:t>
-            </w:r>
-            <w:r>
-              <w:rPr>
-                <w:rFonts w:ascii="Arial" w:hAnsi="Arial"/>
-                <w:sz w:val="19"/>
-              </w:rPr>
-              <w:br w:type="textWrapping"/>
-            </w:r>
-            <w:r>
-              <w:rPr>
-                <w:rFonts w:ascii="Arial" w:hAnsi="Arial"/>
-                <w:sz w:val="19"/>
-              </w:rPr>
-              <w:t xml:space="preserve">Repeated dose toxicity: Inhalation; Pathological changes: kidney and liver effects, retinal damage.</w:t>
+          </w:p>
+        </w:tc>
+        <w:tc>
+          <w:tcPr>
+            <w:tcW w:w="1924" w:type="dxa"/>
+            <w:tcBorders>
+              <w:top w:val="dotted" w:color="auto" w:sz="4" w:space="0"/>
+              <w:left w:val="dotted" w:color="auto" w:sz="4" w:space="0"/>
+              <w:bottom w:val="dotted" w:color="auto" w:sz="4" w:space="0"/>
+              <w:right w:val="dotted" w:color="auto" w:sz="4" w:space="0"/>
+            </w:tcBorders>
+            <w:vAlign w:val="center"/>
+          </w:tcPr>
+          <w:p>
+            <w:pPr>
+              <w:keepNext w:val="0"/>
+              <w:keepLines w:val="0"/>
+              <w:pageBreakBefore w:val="0"/>
+              <w:widowControl w:val="0"/>
+              <w:kinsoku/>
+              <w:wordWrap/>
+              <w:overflowPunct/>
+              <w:topLinePunct w:val="0"/>
+              <w:autoSpaceDE/>
+              <w:autoSpaceDN/>
+              <w:bidi w:val="0"/>
+              <w:adjustRightInd/>
+              <w:snapToGrid/>
+              <w:spacing w:line="300" w:lineRule="auto"/>
+              <w:textAlignment w:val="auto"/>
+              <w:rPr>
+                <w:rFonts w:hint="default" w:ascii="宋体" w:hAnsi="宋体" w:eastAsia="宋体" w:cs="宋体"/>
+                <w:b/>
+                <w:bCs/>
+                <w:sz w:val="24"/>
+                <w:szCs w:val="24"/>
+                <w:lang w:val="en-US" w:eastAsia="zh-CN"/>
+              </w:rPr>
+              <w:jc w:val="left"/>
+            </w:pPr>
+            <w:r>
+              <w:rPr>
+                <w:rFonts w:ascii="Arial" w:hAnsi="Arial" w:eastAsia="Arial" w:cs="Arial"/>
+                <w:b/>
+                <w:sz w:val="19"/>
+                <w:szCs w:val="19"/>
+              </w:rPr>
+              <w:t xml:space="preserve">Oral:</w:t>
+            </w:r>
+          </w:p>
+        </w:tc>
+        <w:tc>
+          <w:tcPr>
+            <w:tcW w:w="4338" w:type="dxa"/>
+            <w:gridSpan w:val="2"/>
+            <w:tcBorders>
+              <w:top w:val="dotted" w:color="auto" w:sz="4" w:space="0"/>
+              <w:left w:val="dotted" w:color="auto" w:sz="4" w:space="0"/>
+              <w:bottom w:val="dotted" w:color="auto" w:sz="4" w:space="0"/>
+            </w:tcBorders>
+            <w:vAlign w:val="center"/>
+          </w:tcPr>
+          <w:p>
+            <w:pPr>
+              <w:keepNext w:val="0"/>
+              <w:keepLines w:val="0"/>
+              <w:pageBreakBefore w:val="0"/>
+              <w:widowControl w:val="0"/>
+              <w:kinsoku/>
+              <w:wordWrap/>
+              <w:overflowPunct/>
+              <w:topLinePunct w:val="0"/>
+              <w:autoSpaceDE/>
+              <w:autoSpaceDN/>
+              <w:bidi w:val="0"/>
+              <w:adjustRightInd/>
+              <w:snapToGrid/>
+              <w:spacing w:line="300" w:lineRule="auto"/>
+              <w:textAlignment w:val="auto"/>
+              <w:rPr>
+                <w:rFonts w:hint="eastAsia"/>
+                <w:sz w:val="24"/>
+                <w:szCs w:val="24"/>
+                <w:lang w:val="en-US" w:eastAsia="zh-CN"/>
+              </w:rPr>
+              <w:jc w:val="left"/>
+            </w:pPr>
+            <w:r>
+              <w:rPr>
+                <w:bCs w:val="0"/>
+                <w:lang w:val="en-US" w:eastAsia="zh-CN"/>
+                <w:rFonts w:ascii="Arial" w:hAnsi="Arial" w:eastAsia="Arial" w:cs="Arial"/>
+                <w:sz w:val="19"/>
+                <w:szCs w:val="19"/>
+              </w:rPr>
+              <w:t>LD50 / Oral / Rat: 3,000-6,000mg/kg</w:t>
+            </w:r>
+          </w:p>
+        </w:tc>
+      </w:tr>
+      <w:tr>
+        <w:tblPrEx>
+          <w:tblBorders>
+            <w:top w:val="single" w:color="auto" w:sz="4" w:space="0"/>
+            <w:left w:val="single" w:color="auto" w:sz="4" w:space="0"/>
+            <w:bottom w:val="single" w:color="auto" w:sz="4" w:space="0"/>
+            <w:right w:val="single" w:color="auto" w:sz="4" w:space="0"/>
+            <w:insideH w:val="none" w:color="auto" w:sz="0" w:space="0"/>
+            <w:insideV w:val="none" w:color="auto" w:sz="0" w:space="0"/>
+          </w:tblBorders>
+          <w:tblCellMar>
+            <w:top w:w="0" w:type="dxa"/>
+            <w:left w:w="108" w:type="dxa"/>
+            <w:bottom w:w="0" w:type="dxa"/>
+            <w:right w:w="108" w:type="dxa"/>
+          </w:tblCellMar>
+        </w:tblPrEx>
+        <w:trPr>
+          <w:trHeight w:val="285" w:hRule="atLeast"/>
+        </w:trPr>
+        <w:tc>
+          <w:tcPr>
+            <w:tcW w:w="3519" w:type="dxa"/>
+            <w:vMerge w:val="continue"/>
+            <w:tcBorders>
+              <w:top w:val="dotted" w:color="auto" w:sz="4" w:space="0"/>
+              <w:bottom w:val="dotted" w:color="auto" w:sz="4" w:space="0"/>
+              <w:right w:val="dotted" w:color="auto" w:sz="4" w:space="0"/>
+            </w:tcBorders>
+            <w:vAlign w:val="center"/>
+          </w:tcPr>
+          <w:p>
+            <w:pPr>
+              <w:keepNext w:val="0"/>
+              <w:keepLines w:val="0"/>
+              <w:pageBreakBefore w:val="0"/>
+              <w:widowControl w:val="0"/>
+              <w:numPr>
+                <w:ilvl w:val="1"/>
+                <w:numId w:val="0"/>
+              </w:numPr>
+              <w:kinsoku/>
+              <w:wordWrap/>
+              <w:overflowPunct/>
+              <w:topLinePunct w:val="0"/>
+              <w:autoSpaceDE/>
+              <w:autoSpaceDN/>
+              <w:bidi w:val="0"/>
+              <w:adjustRightInd/>
+              <w:snapToGrid/>
+              <w:spacing w:line="300" w:lineRule="auto"/>
+              <w:jc w:val="left"/>
+              <w:textAlignment w:val="auto"/>
+              <w:rPr>
+                <w:rFonts w:hint="default" w:ascii="Times New Roman" w:hAnsi="Times New Roman" w:eastAsia="宋体" w:cs="Times New Roman"/>
+                <w:b/>
+                <w:kern w:val="2"/>
+                <w:sz w:val="21"/>
+                <w:szCs w:val="21"/>
+                <w:lang w:val="en-US" w:eastAsia="zh-CN" w:bidi="ar-SA"/>
+              </w:rPr>
+            </w:pPr>
+          </w:p>
+        </w:tc>
+        <w:tc>
+          <w:tcPr>
+            <w:tcW w:w="1924" w:type="dxa"/>
+            <w:tcBorders>
+              <w:top w:val="dotted" w:color="auto" w:sz="4" w:space="0"/>
+              <w:left w:val="dotted" w:color="auto" w:sz="4" w:space="0"/>
+              <w:bottom w:val="dotted" w:color="auto" w:sz="4" w:space="0"/>
+              <w:right w:val="dotted" w:color="auto" w:sz="4" w:space="0"/>
+            </w:tcBorders>
+            <w:vAlign w:val="center"/>
+          </w:tcPr>
+          <w:p>
+            <w:pPr>
+              <w:keepNext w:val="0"/>
+              <w:keepLines w:val="0"/>
+              <w:pageBreakBefore w:val="0"/>
+              <w:widowControl w:val="0"/>
+              <w:kinsoku/>
+              <w:wordWrap/>
+              <w:overflowPunct/>
+              <w:topLinePunct w:val="0"/>
+              <w:autoSpaceDE/>
+              <w:autoSpaceDN/>
+              <w:bidi w:val="0"/>
+              <w:adjustRightInd/>
+              <w:snapToGrid/>
+              <w:spacing w:line="300" w:lineRule="auto"/>
+              <w:textAlignment w:val="auto"/>
+              <w:rPr>
+                <w:rFonts w:hint="eastAsia"/>
+                <w:b/>
+                <w:bCs/>
+                <w:sz w:val="24"/>
+                <w:lang w:val="en-US" w:eastAsia="zh-CN"/>
+              </w:rPr>
+              <w:jc w:val="left"/>
+            </w:pPr>
+            <w:r>
+              <w:rPr>
+                <w:rFonts w:ascii="Arial" w:hAnsi="Arial" w:eastAsia="Arial" w:cs="Arial"/>
+                <w:b/>
+                <w:sz w:val="19"/>
+                <w:szCs w:val="19"/>
+              </w:rPr>
+              <w:t xml:space="preserve">Inhalation:</w:t>
+            </w:r>
+          </w:p>
+        </w:tc>
+        <w:tc>
+          <w:tcPr>
+            <w:tcW w:w="4338" w:type="dxa"/>
+            <w:gridSpan w:val="2"/>
+            <w:tcBorders>
+              <w:top w:val="dotted" w:color="auto" w:sz="4" w:space="0"/>
+              <w:left w:val="dotted" w:color="auto" w:sz="4" w:space="0"/>
+              <w:bottom w:val="dotted" w:color="auto" w:sz="4" w:space="0"/>
+            </w:tcBorders>
+            <w:vAlign w:val="center"/>
+          </w:tcPr>
+          <w:p>
+            <w:pPr>
+              <w:keepNext w:val="0"/>
+              <w:keepLines w:val="0"/>
+              <w:pageBreakBefore w:val="0"/>
+              <w:widowControl w:val="0"/>
+              <w:kinsoku/>
+              <w:wordWrap/>
+              <w:overflowPunct/>
+              <w:topLinePunct w:val="0"/>
+              <w:autoSpaceDE/>
+              <w:autoSpaceDN/>
+              <w:bidi w:val="0"/>
+              <w:adjustRightInd/>
+              <w:snapToGrid/>
+              <w:spacing w:line="300" w:lineRule="auto"/>
+              <w:textAlignment w:val="auto"/>
+              <w:rPr>
+                <w:rFonts w:hint="eastAsia"/>
+                <w:sz w:val="24"/>
+                <w:szCs w:val="24"/>
+                <w:lang w:val="en-US" w:eastAsia="zh-CN"/>
+              </w:rPr>
+              <w:jc w:val="left"/>
+            </w:pPr>
+            <w:r>
+              <w:rPr>
+                <w:bCs w:val="0"/>
+                <w:lang w:val="en-US" w:eastAsia="zh-CN"/>
+                <w:rFonts w:ascii="Arial" w:hAnsi="Arial" w:eastAsia="Arial" w:cs="Arial"/>
+                <w:sz w:val="19"/>
+                <w:szCs w:val="19"/>
+              </w:rPr>
+              <w:t>LC50 / Inhalation / 1h / Rat: 8.81mg/l(applicable only where respirable aerosols are formed)</w:t>
+            </w:r>
+          </w:p>
+        </w:tc>
+      </w:tr>
+      <w:tr>
+        <w:tblPrEx>
+          <w:tblBorders>
+            <w:top w:val="single" w:color="auto" w:sz="4" w:space="0"/>
+            <w:left w:val="single" w:color="auto" w:sz="4" w:space="0"/>
+            <w:bottom w:val="single" w:color="auto" w:sz="4" w:space="0"/>
+            <w:right w:val="single" w:color="auto" w:sz="4" w:space="0"/>
+            <w:insideH w:val="none" w:color="auto" w:sz="0" w:space="0"/>
+            <w:insideV w:val="none" w:color="auto" w:sz="0" w:space="0"/>
+          </w:tblBorders>
+          <w:tblCellMar>
+            <w:top w:w="0" w:type="dxa"/>
+            <w:left w:w="108" w:type="dxa"/>
+            <w:bottom w:w="0" w:type="dxa"/>
+            <w:right w:w="108" w:type="dxa"/>
+          </w:tblCellMar>
+        </w:tblPrEx>
+        <w:trPr>
+          <w:trHeight w:val="285" w:hRule="atLeast"/>
+        </w:trPr>
+        <w:tc>
+          <w:tcPr>
+            <w:tcW w:w="3519" w:type="dxa"/>
+            <w:tcBorders>
+              <w:top w:val="dotted" w:color="auto" w:sz="4" w:space="0"/>
+              <w:bottom w:val="dotted" w:color="auto" w:sz="4" w:space="0"/>
+              <w:right w:val="dotted" w:color="auto" w:sz="4" w:space="0"/>
+            </w:tcBorders>
+            <w:vAlign w:val="center"/>
+          </w:tcPr>
+          <w:p>
+            <w:pPr>
+              <w:keepNext w:val="0"/>
+              <w:keepLines w:val="0"/>
+              <w:pageBreakBefore w:val="0"/>
+              <w:widowControl w:val="0"/>
+              <w:numPr>
+                <w:ilvl w:val="1"/>
+                <w:numId w:val="0"/>
+              </w:numPr>
+              <w:kinsoku/>
+              <w:wordWrap/>
+              <w:overflowPunct/>
+              <w:topLinePunct w:val="0"/>
+              <w:autoSpaceDE/>
+              <w:autoSpaceDN/>
+              <w:bidi w:val="0"/>
+              <w:adjustRightInd/>
+              <w:snapToGrid/>
+              <w:spacing w:line="300" w:lineRule="auto"/>
+              <w:jc w:val="left"/>
+              <w:textAlignment w:val="auto"/>
+              <w:rPr>
+                <w:b/>
+                <w:sz w:val="24"/>
+              </w:rPr>
+              <w:ind w:left="565" w:hanging="565"/>
+            </w:pPr>
+            <w:r>
+              <w:rPr>
+                <w:rFonts w:ascii="Arial" w:hAnsi="Arial" w:eastAsia="Arial" w:cs="Arial"/>
+                <w:b/>
+                <w:sz w:val="19"/>
+                <w:szCs w:val="19"/>
+              </w:rPr>
+              <w:t xml:space="preserve">11.2</w:t>
+              <w:tab/>
+            </w:r>
+            <w:r>
+              <w:rPr>
+                <w:rFonts w:ascii="Arial" w:hAnsi="Arial" w:eastAsia="Arial" w:cs="Arial"/>
+                <w:b/>
+                <w:sz w:val="19"/>
+                <w:szCs w:val="19"/>
+              </w:rPr>
+              <w:t xml:space="preserve">Primary skin irritation:</w:t>
+            </w:r>
+          </w:p>
+        </w:tc>
+        <w:tc>
+          <w:tcPr>
+            <w:tcW w:w="6262" w:type="dxa"/>
+            <w:gridSpan w:val="3"/>
+            <w:tcBorders>
+              <w:top w:val="dotted" w:color="auto" w:sz="4" w:space="0"/>
+              <w:left w:val="dotted" w:color="auto" w:sz="4" w:space="0"/>
+              <w:bottom w:val="dotted" w:color="auto" w:sz="4" w:space="0"/>
+            </w:tcBorders>
+            <w:vAlign w:val="center"/>
+          </w:tcPr>
+          <w:p>
+            <w:pPr>
+              <w:keepNext w:val="0"/>
+              <w:keepLines w:val="0"/>
+              <w:pageBreakBefore w:val="0"/>
+              <w:widowControl w:val="0"/>
+              <w:kinsoku/>
+              <w:wordWrap/>
+              <w:overflowPunct/>
+              <w:topLinePunct w:val="0"/>
+              <w:autoSpaceDE/>
+              <w:autoSpaceDN/>
+              <w:bidi w:val="0"/>
+              <w:adjustRightInd/>
+              <w:snapToGrid/>
+              <w:spacing w:line="300" w:lineRule="auto"/>
+              <w:textAlignment w:val="auto"/>
+              <w:rPr>
+                <w:rFonts w:hint="eastAsia"/>
+                <w:sz w:val="24"/>
+                <w:szCs w:val="24"/>
+                <w:lang w:val="en-US" w:eastAsia="zh-CN"/>
+              </w:rPr>
+              <w:jc w:val="left"/>
+            </w:pPr>
+            <w:r>
+              <w:rPr>
+                <w:bCs w:val="0"/>
+                <w:lang w:val="en-US" w:eastAsia="zh-CN"/>
+                <w:rFonts w:ascii="Arial" w:hAnsi="Arial" w:eastAsia="Arial" w:cs="Arial"/>
+                <w:sz w:val="19"/>
+                <w:szCs w:val="19"/>
+              </w:rPr>
+              <w:t>Species: Rabbit; Classification: Irritating to skin; Result: Mild skin irritation</w:t>
+            </w:r>
+          </w:p>
+        </w:tc>
+      </w:tr>
+      <w:tr>
+        <w:tblPrEx>
+          <w:tblBorders>
+            <w:top w:val="single" w:color="auto" w:sz="4" w:space="0"/>
+            <w:left w:val="single" w:color="auto" w:sz="4" w:space="0"/>
+            <w:bottom w:val="single" w:color="auto" w:sz="4" w:space="0"/>
+            <w:right w:val="single" w:color="auto" w:sz="4" w:space="0"/>
+            <w:insideH w:val="none" w:color="auto" w:sz="0" w:space="0"/>
+            <w:insideV w:val="none" w:color="auto" w:sz="0" w:space="0"/>
+          </w:tblBorders>
+          <w:tblCellMar>
+            <w:top w:w="0" w:type="dxa"/>
+            <w:left w:w="108" w:type="dxa"/>
+            <w:bottom w:w="0" w:type="dxa"/>
+            <w:right w:w="108" w:type="dxa"/>
+          </w:tblCellMar>
+        </w:tblPrEx>
+        <w:trPr>
+          <w:trHeight w:val="285" w:hRule="atLeast"/>
+        </w:trPr>
+        <w:tc>
+          <w:tcPr>
+            <w:tcW w:w="3519" w:type="dxa"/>
+            <w:tcBorders>
+              <w:top w:val="dotted" w:color="auto" w:sz="4" w:space="0"/>
+              <w:bottom w:val="dotted" w:color="auto" w:sz="4" w:space="0"/>
+              <w:right w:val="dotted" w:color="auto" w:sz="4" w:space="0"/>
+            </w:tcBorders>
+            <w:vAlign w:val="center"/>
+          </w:tcPr>
+          <w:p>
+            <w:pPr>
+              <w:keepNext w:val="0"/>
+              <w:keepLines w:val="0"/>
+              <w:pageBreakBefore w:val="0"/>
+              <w:widowControl w:val="0"/>
+              <w:numPr>
+                <w:ilvl w:val="1"/>
+                <w:numId w:val="0"/>
+              </w:numPr>
+              <w:kinsoku/>
+              <w:wordWrap/>
+              <w:overflowPunct/>
+              <w:topLinePunct w:val="0"/>
+              <w:autoSpaceDE/>
+              <w:autoSpaceDN/>
+              <w:bidi w:val="0"/>
+              <w:adjustRightInd/>
+              <w:snapToGrid/>
+              <w:spacing w:line="300" w:lineRule="auto"/>
+              <w:jc w:val="left"/>
+              <w:textAlignment w:val="auto"/>
+              <w:rPr>
+                <w:b/>
+                <w:sz w:val="24"/>
+              </w:rPr>
+              <w:ind w:left="565" w:hanging="565"/>
+            </w:pPr>
+            <w:r>
+              <w:rPr>
+                <w:rFonts w:ascii="Arial" w:hAnsi="Arial" w:eastAsia="Arial" w:cs="Arial"/>
+                <w:b/>
+                <w:sz w:val="19"/>
+                <w:szCs w:val="19"/>
+              </w:rPr>
+              <w:t xml:space="preserve">11.3</w:t>
+              <w:tab/>
+            </w:r>
+            <w:r>
+              <w:rPr>
+                <w:rFonts w:ascii="Arial" w:hAnsi="Arial" w:eastAsia="Arial" w:cs="Arial"/>
+                <w:b/>
+                <w:sz w:val="19"/>
+                <w:szCs w:val="19"/>
+              </w:rPr>
+              <w:t xml:space="preserve">Primary eye irritation:</w:t>
+            </w:r>
+          </w:p>
+        </w:tc>
+        <w:tc>
+          <w:tcPr>
+            <w:tcW w:w="6262" w:type="dxa"/>
+            <w:gridSpan w:val="3"/>
+            <w:tcBorders>
+              <w:top w:val="dotted" w:color="auto" w:sz="4" w:space="0"/>
+              <w:left w:val="dotted" w:color="auto" w:sz="4" w:space="0"/>
+              <w:bottom w:val="dotted" w:color="auto" w:sz="4" w:space="0"/>
+            </w:tcBorders>
+            <w:vAlign w:val="center"/>
+          </w:tcPr>
+          <w:p>
+            <w:pPr>
+              <w:keepNext w:val="0"/>
+              <w:keepLines w:val="0"/>
+              <w:pageBreakBefore w:val="0"/>
+              <w:widowControl w:val="0"/>
+              <w:kinsoku/>
+              <w:wordWrap/>
+              <w:overflowPunct/>
+              <w:topLinePunct w:val="0"/>
+              <w:autoSpaceDE/>
+              <w:autoSpaceDN/>
+              <w:bidi w:val="0"/>
+              <w:adjustRightInd/>
+              <w:snapToGrid/>
+              <w:spacing w:line="300" w:lineRule="auto"/>
+              <w:textAlignment w:val="auto"/>
+              <w:rPr>
+                <w:rFonts w:hint="eastAsia"/>
+                <w:sz w:val="24"/>
+                <w:szCs w:val="24"/>
+                <w:lang w:val="en-US" w:eastAsia="zh-CN"/>
+              </w:rPr>
+              <w:jc w:val="left"/>
+            </w:pPr>
+            <w:r>
+              <w:rPr>
+                <w:bCs w:val="0"/>
+                <w:lang w:val="en-US" w:eastAsia="zh-CN"/>
+                <w:rFonts w:ascii="Arial" w:hAnsi="Arial" w:eastAsia="Arial" w:cs="Arial"/>
+                <w:sz w:val="19"/>
+                <w:szCs w:val="19"/>
+              </w:rPr>
+              <w:t>Species: Rabbit; Classification: Irritating to eyes; Result: Mild eye irritation</w:t>
+            </w:r>
+          </w:p>
+        </w:tc>
+      </w:tr>
+      <w:tr>
+        <w:tblPrEx>
+          <w:tblBorders>
+            <w:top w:val="single" w:color="auto" w:sz="4" w:space="0"/>
+            <w:left w:val="single" w:color="auto" w:sz="4" w:space="0"/>
+            <w:bottom w:val="single" w:color="auto" w:sz="4" w:space="0"/>
+            <w:right w:val="single" w:color="auto" w:sz="4" w:space="0"/>
+            <w:insideH w:val="none" w:color="auto" w:sz="0" w:space="0"/>
+            <w:insideV w:val="none" w:color="auto" w:sz="0" w:space="0"/>
+          </w:tblBorders>
+          <w:tblCellMar>
+            <w:top w:w="0" w:type="dxa"/>
+            <w:left w:w="108" w:type="dxa"/>
+            <w:bottom w:w="0" w:type="dxa"/>
+            <w:right w:w="108" w:type="dxa"/>
+          </w:tblCellMar>
+        </w:tblPrEx>
+        <w:trPr>
+          <w:trHeight w:val="285" w:hRule="atLeast"/>
+        </w:trPr>
+        <w:tc>
+          <w:tcPr>
+            <w:tcW w:w="3519" w:type="dxa"/>
+            <w:tcBorders>
+              <w:top w:val="dotted" w:color="auto" w:sz="4" w:space="0"/>
+              <w:bottom w:val="dotted" w:color="auto" w:sz="4" w:space="0"/>
+              <w:right w:val="dotted" w:color="auto" w:sz="4" w:space="0"/>
+            </w:tcBorders>
+            <w:vAlign w:val="center"/>
+          </w:tcPr>
+          <w:p>
+            <w:pPr>
+              <w:keepNext w:val="0"/>
+              <w:keepLines w:val="0"/>
+              <w:pageBreakBefore w:val="0"/>
+              <w:widowControl w:val="0"/>
+              <w:numPr>
+                <w:ilvl w:val="1"/>
+                <w:numId w:val="0"/>
+              </w:numPr>
+              <w:kinsoku/>
+              <w:wordWrap/>
+              <w:overflowPunct/>
+              <w:topLinePunct w:val="0"/>
+              <w:autoSpaceDE/>
+              <w:autoSpaceDN/>
+              <w:bidi w:val="0"/>
+              <w:adjustRightInd/>
+              <w:snapToGrid/>
+              <w:spacing w:line="300" w:lineRule="auto"/>
+              <w:jc w:val="left"/>
+              <w:textAlignment w:val="auto"/>
+              <w:rPr>
+                <w:b/>
+                <w:sz w:val="24"/>
+              </w:rPr>
+              <w:ind w:left="565" w:hanging="565"/>
+            </w:pPr>
+            <w:r>
+              <w:rPr>
+                <w:rFonts w:ascii="Arial" w:hAnsi="Arial" w:eastAsia="Arial" w:cs="Arial"/>
+                <w:b/>
+                <w:sz w:val="19"/>
+                <w:szCs w:val="19"/>
+              </w:rPr>
+              <w:t xml:space="preserve">11.4</w:t>
+              <w:tab/>
+            </w:r>
+            <w:r>
+              <w:rPr>
+                <w:rFonts w:ascii="Arial" w:hAnsi="Arial" w:eastAsia="Arial" w:cs="Arial"/>
+                <w:b/>
+                <w:sz w:val="19"/>
+                <w:szCs w:val="19"/>
+              </w:rPr>
+              <w:t xml:space="preserve">Sensitization:</w:t>
+            </w:r>
+          </w:p>
+        </w:tc>
+        <w:tc>
+          <w:tcPr>
+            <w:tcW w:w="6262" w:type="dxa"/>
+            <w:gridSpan w:val="3"/>
+            <w:tcBorders>
+              <w:top w:val="dotted" w:color="auto" w:sz="4" w:space="0"/>
+              <w:left w:val="dotted" w:color="auto" w:sz="4" w:space="0"/>
+              <w:bottom w:val="dotted" w:color="auto" w:sz="4" w:space="0"/>
+            </w:tcBorders>
+            <w:vAlign w:val="center"/>
+          </w:tcPr>
+          <w:p>
+            <w:pPr>
+              <w:keepNext w:val="0"/>
+              <w:keepLines w:val="0"/>
+              <w:pageBreakBefore w:val="0"/>
+              <w:widowControl w:val="0"/>
+              <w:kinsoku/>
+              <w:wordWrap/>
+              <w:overflowPunct/>
+              <w:topLinePunct w:val="0"/>
+              <w:autoSpaceDE/>
+              <w:autoSpaceDN/>
+              <w:bidi w:val="0"/>
+              <w:adjustRightInd/>
+              <w:snapToGrid/>
+              <w:spacing w:line="300" w:lineRule="auto"/>
+              <w:textAlignment w:val="auto"/>
+              <w:rPr>
+                <w:rFonts w:hint="eastAsia"/>
+                <w:sz w:val="24"/>
+                <w:szCs w:val="24"/>
+                <w:lang w:val="en-US" w:eastAsia="zh-CN"/>
+              </w:rPr>
+              <w:jc w:val="left"/>
+            </w:pPr>
+            <w:r>
+              <w:rPr>
+                <w:bCs w:val="0"/>
+                <w:lang w:val="en-US" w:eastAsia="zh-CN"/>
+                <w:rFonts w:ascii="Arial" w:hAnsi="Arial" w:eastAsia="Arial" w:cs="Arial"/>
+                <w:sz w:val="19"/>
+                <w:szCs w:val="19"/>
+              </w:rPr>
+              <w:t>Species: Guinea pig; Classification: Not a skin sensitizer; Result: Did not cause sensitization in laboratory animals; Species: Human; Classification: Not a skin sensitizer; Result: Patch test on human volunteers demonstrated no sensitizing properties</w:t>
+            </w:r>
+            <w:r>
+              <w:rPr>
+                <w:rFonts w:ascii="Arial" w:hAnsi="Arial" w:eastAsia="Arial" w:cs="Arial"/>
+                <w:sz w:val="19"/>
+                <w:szCs w:val="19"/>
+              </w:rPr>
+            </w:r>
+          </w:p>
+        </w:tc>
+      </w:tr>
+      <w:tr>
+        <w:tblPrEx>
+          <w:tblBorders>
+            <w:top w:val="single" w:color="auto" w:sz="4" w:space="0"/>
+            <w:left w:val="single" w:color="auto" w:sz="4" w:space="0"/>
+            <w:bottom w:val="single" w:color="auto" w:sz="4" w:space="0"/>
+            <w:right w:val="single" w:color="auto" w:sz="4" w:space="0"/>
+            <w:insideH w:val="none" w:color="auto" w:sz="0" w:space="0"/>
+            <w:insideV w:val="none" w:color="auto" w:sz="0" w:space="0"/>
+          </w:tblBorders>
+          <w:tblCellMar>
+            <w:top w:w="0" w:type="dxa"/>
+            <w:left w:w="108" w:type="dxa"/>
+            <w:bottom w:w="0" w:type="dxa"/>
+            <w:right w:w="108" w:type="dxa"/>
+          </w:tblCellMar>
+        </w:tblPrEx>
+        <w:trPr>
+          <w:trHeight w:val="285" w:hRule="atLeast"/>
+        </w:trPr>
+        <w:tc>
+          <w:tcPr>
+            <w:tcW w:w="3519" w:type="dxa"/>
+            <w:tcBorders>
+              <w:top w:val="dotted" w:color="auto" w:sz="4" w:space="0"/>
+              <w:bottom w:val="dotted" w:color="auto" w:sz="4" w:space="0"/>
+              <w:right w:val="dotted" w:color="auto" w:sz="4" w:space="0"/>
+            </w:tcBorders>
+            <w:vAlign w:val="center"/>
+          </w:tcPr>
+          <w:p>
+            <w:pPr>
+              <w:keepNext w:val="0"/>
+              <w:keepLines w:val="0"/>
+              <w:pageBreakBefore w:val="0"/>
+              <w:widowControl w:val="0"/>
+              <w:numPr>
+                <w:ilvl w:val="1"/>
+                <w:numId w:val="0"/>
+              </w:numPr>
+              <w:kinsoku/>
+              <w:wordWrap/>
+              <w:overflowPunct/>
+              <w:topLinePunct w:val="0"/>
+              <w:autoSpaceDE/>
+              <w:autoSpaceDN/>
+              <w:bidi w:val="0"/>
+              <w:adjustRightInd/>
+              <w:snapToGrid/>
+              <w:spacing w:line="300" w:lineRule="auto"/>
+              <w:jc w:val="left"/>
+              <w:textAlignment w:val="auto"/>
+              <w:rPr>
+                <w:b/>
+                <w:sz w:val="24"/>
+              </w:rPr>
+              <w:ind w:left="565" w:hanging="565"/>
+            </w:pPr>
+            <w:r>
+              <w:rPr>
+                <w:rFonts w:ascii="Arial" w:hAnsi="Arial" w:eastAsia="Arial" w:cs="Arial"/>
+                <w:b/>
+                <w:sz w:val="19"/>
+                <w:szCs w:val="19"/>
+              </w:rPr>
+              <w:t xml:space="preserve">11.5</w:t>
+              <w:tab/>
+            </w:r>
+            <w:r>
+              <w:rPr>
+                <w:rFonts w:ascii="Arial" w:hAnsi="Arial" w:eastAsia="Arial" w:cs="Arial"/>
+                <w:b/>
+                <w:sz w:val="19"/>
+                <w:szCs w:val="19"/>
+              </w:rPr>
+              <w:t xml:space="preserve">Mutagenicity:</w:t>
+            </w:r>
+          </w:p>
+        </w:tc>
+        <w:tc>
+          <w:tcPr>
+            <w:tcW w:w="6262" w:type="dxa"/>
+            <w:gridSpan w:val="3"/>
+            <w:tcBorders>
+              <w:top w:val="dotted" w:color="auto" w:sz="4" w:space="0"/>
+              <w:left w:val="dotted" w:color="auto" w:sz="4" w:space="0"/>
+              <w:bottom w:val="dotted" w:color="auto" w:sz="4" w:space="0"/>
+            </w:tcBorders>
+            <w:vAlign w:val="center"/>
+          </w:tcPr>
+          <w:p>
+            <w:pPr>
+              <w:keepNext w:val="0"/>
+              <w:keepLines w:val="0"/>
+              <w:pageBreakBefore w:val="0"/>
+              <w:widowControl w:val="0"/>
+              <w:kinsoku/>
+              <w:wordWrap/>
+              <w:overflowPunct/>
+              <w:topLinePunct w:val="0"/>
+              <w:autoSpaceDE/>
+              <w:autoSpaceDN/>
+              <w:bidi w:val="0"/>
+              <w:adjustRightInd/>
+              <w:snapToGrid/>
+              <w:spacing w:line="300" w:lineRule="auto"/>
+              <w:textAlignment w:val="auto"/>
+              <w:rPr>
+                <w:rFonts w:hint="default" w:hAnsi="Arial"/>
+                <w:sz w:val="24"/>
+                <w:szCs w:val="24"/>
+                <w:lang w:val="en-US" w:eastAsia="zh-CN"/>
+              </w:rPr>
+              <w:jc w:val="left"/>
+            </w:pPr>
+            <w:r>
+              <w:rPr>
+                <w:bCs w:val="0"/>
+                <w:rFonts w:ascii="Arial" w:hAnsi="Arial" w:eastAsia="Arial" w:cs="Arial"/>
+                <w:sz w:val="19"/>
+                <w:szCs w:val="19"/>
+              </w:rPr>
+              <w:t>Did not cause genetic damage in bacterial cell culture. Did not cause genetic damage in mammalian cell culture. Evidence indicates substance does not cause genetic damage in animals.</w:t>
+            </w:r>
+          </w:p>
+        </w:tc>
+      </w:tr>
+      <w:tr>
+        <w:tblPrEx>
+          <w:tblBorders>
+            <w:top w:val="single" w:color="auto" w:sz="4" w:space="0"/>
+            <w:left w:val="single" w:color="auto" w:sz="4" w:space="0"/>
+            <w:bottom w:val="single" w:color="auto" w:sz="4" w:space="0"/>
+            <w:right w:val="single" w:color="auto" w:sz="4" w:space="0"/>
+            <w:insideH w:val="none" w:color="auto" w:sz="0" w:space="0"/>
+            <w:insideV w:val="none" w:color="auto" w:sz="0" w:space="0"/>
+          </w:tblBorders>
+          <w:tblCellMar>
+            <w:top w:w="0" w:type="dxa"/>
+            <w:left w:w="108" w:type="dxa"/>
+            <w:bottom w:w="0" w:type="dxa"/>
+            <w:right w:w="108" w:type="dxa"/>
+          </w:tblCellMar>
+        </w:tblPrEx>
+        <w:trPr>
+          <w:trHeight w:val="285" w:hRule="atLeast"/>
+        </w:trPr>
+        <w:tc>
+          <w:tcPr>
+            <w:tcW w:w="3519" w:type="dxa"/>
+            <w:tcBorders>
+              <w:top w:val="dotted" w:color="auto" w:sz="4" w:space="0"/>
+              <w:bottom w:val="dotted" w:color="auto" w:sz="4" w:space="0"/>
+              <w:right w:val="dotted" w:color="auto" w:sz="4" w:space="0"/>
+            </w:tcBorders>
+            <w:vAlign w:val="center"/>
+          </w:tcPr>
+          <w:p>
+            <w:pPr>
+              <w:keepNext w:val="0"/>
+              <w:keepLines w:val="0"/>
+              <w:pageBreakBefore w:val="0"/>
+              <w:widowControl w:val="0"/>
+              <w:numPr>
+                <w:ilvl w:val="1"/>
+                <w:numId w:val="0"/>
+              </w:numPr>
+              <w:kinsoku/>
+              <w:wordWrap/>
+              <w:overflowPunct/>
+              <w:topLinePunct w:val="0"/>
+              <w:autoSpaceDE/>
+              <w:autoSpaceDN/>
+              <w:bidi w:val="0"/>
+              <w:adjustRightInd/>
+              <w:snapToGrid/>
+              <w:spacing w:line="300" w:lineRule="auto"/>
+              <w:jc w:val="left"/>
+              <w:textAlignment w:val="auto"/>
+              <w:rPr>
+                <w:rFonts w:hint="eastAsia" w:hAnsi="Arial"/>
+                <w:b/>
+                <w:sz w:val="24"/>
+              </w:rPr>
+              <w:ind w:left="565" w:hanging="565"/>
+            </w:pPr>
+            <w:r>
+              <w:rPr>
+                <w:rFonts w:ascii="Arial" w:hAnsi="Arial" w:eastAsia="Arial" w:cs="Arial"/>
+                <w:b/>
+                <w:sz w:val="19"/>
+                <w:szCs w:val="19"/>
+              </w:rPr>
+              <w:t xml:space="preserve">11.6</w:t>
+              <w:tab/>
+            </w:r>
+            <w:r>
+              <w:rPr>
+                <w:rFonts w:ascii="Arial" w:hAnsi="Arial" w:eastAsia="Arial" w:cs="Arial"/>
+                <w:b/>
+                <w:sz w:val="19"/>
+                <w:szCs w:val="19"/>
+              </w:rPr>
+              <w:t xml:space="preserve">Carcinogenicity:</w:t>
+            </w:r>
+          </w:p>
+        </w:tc>
+        <w:tc>
+          <w:tcPr>
+            <w:tcW w:w="6262" w:type="dxa"/>
+            <w:gridSpan w:val="3"/>
+            <w:tcBorders>
+              <w:top w:val="dotted" w:color="auto" w:sz="4" w:space="0"/>
+              <w:left w:val="dotted" w:color="auto" w:sz="4" w:space="0"/>
+              <w:bottom w:val="dotted" w:color="auto" w:sz="4" w:space="0"/>
+            </w:tcBorders>
+            <w:vAlign w:val="center"/>
+          </w:tcPr>
+          <w:p>
+            <w:pPr>
+              <w:keepNext w:val="0"/>
+              <w:keepLines w:val="0"/>
+              <w:pageBreakBefore w:val="0"/>
+              <w:widowControl w:val="0"/>
+              <w:kinsoku/>
+              <w:wordWrap/>
+              <w:overflowPunct/>
+              <w:topLinePunct w:val="0"/>
+              <w:autoSpaceDE/>
+              <w:autoSpaceDN/>
+              <w:bidi w:val="0"/>
+              <w:adjustRightInd/>
+              <w:snapToGrid/>
+              <w:spacing w:line="300" w:lineRule="auto"/>
+              <w:textAlignment w:val="auto"/>
+              <w:rPr>
+                <w:rFonts w:hint="default" w:hAnsi="Arial"/>
+                <w:sz w:val="24"/>
+                <w:szCs w:val="24"/>
+                <w:lang w:val="en-US" w:eastAsia="zh-CN"/>
+              </w:rPr>
+              <w:jc w:val="left"/>
+            </w:pPr>
+            <w:r>
+              <w:rPr>
+                <w:bCs w:val="0"/>
+                <w:lang w:val="en-US" w:eastAsia="zh-CN"/>
+                <w:rFonts w:ascii="Arial" w:hAnsi="Arial" w:eastAsia="Arial" w:cs="Arial"/>
+                <w:sz w:val="19"/>
+                <w:szCs w:val="19"/>
+              </w:rPr>
+              <w:t>No carcinogenic effects observed in animal studies.</w:t>
+            </w:r>
+          </w:p>
+        </w:tc>
+      </w:tr>
+      <w:tr>
+        <w:tblPrEx>
+          <w:tblBorders>
+            <w:top w:val="single" w:color="auto" w:sz="4" w:space="0"/>
+            <w:left w:val="single" w:color="auto" w:sz="4" w:space="0"/>
+            <w:bottom w:val="single" w:color="auto" w:sz="4" w:space="0"/>
+            <w:right w:val="single" w:color="auto" w:sz="4" w:space="0"/>
+            <w:insideH w:val="none" w:color="auto" w:sz="0" w:space="0"/>
+            <w:insideV w:val="none" w:color="auto" w:sz="0" w:space="0"/>
+          </w:tblBorders>
+          <w:tblCellMar>
+            <w:top w:w="0" w:type="dxa"/>
+            <w:left w:w="108" w:type="dxa"/>
+            <w:bottom w:w="0" w:type="dxa"/>
+            <w:right w:w="108" w:type="dxa"/>
+          </w:tblCellMar>
+        </w:tblPrEx>
+        <w:trPr>
+          <w:trHeight w:val="285" w:hRule="atLeast"/>
+        </w:trPr>
+        <w:tc>
+          <w:tcPr>
+            <w:tcW w:w="3519" w:type="dxa"/>
+            <w:tcBorders>
+              <w:top w:val="dotted" w:color="auto" w:sz="4" w:space="0"/>
+              <w:bottom w:val="dotted" w:color="auto" w:sz="4" w:space="0"/>
+              <w:right w:val="dotted" w:color="auto" w:sz="4" w:space="0"/>
+            </w:tcBorders>
+            <w:vAlign w:val="center"/>
+          </w:tcPr>
+          <w:p>
+            <w:pPr>
+              <w:keepNext w:val="0"/>
+              <w:keepLines w:val="0"/>
+              <w:pageBreakBefore w:val="0"/>
+              <w:widowControl w:val="0"/>
+              <w:numPr>
+                <w:ilvl w:val="1"/>
+                <w:numId w:val="0"/>
+              </w:numPr>
+              <w:kinsoku/>
+              <w:wordWrap/>
+              <w:overflowPunct/>
+              <w:topLinePunct w:val="0"/>
+              <w:autoSpaceDE/>
+              <w:autoSpaceDN/>
+              <w:bidi w:val="0"/>
+              <w:adjustRightInd/>
+              <w:snapToGrid/>
+              <w:spacing w:line="300" w:lineRule="auto"/>
+              <w:jc w:val="left"/>
+              <w:textAlignment w:val="auto"/>
+              <w:rPr>
+                <w:rFonts w:hint="eastAsia" w:hAnsi="Arial"/>
+                <w:b/>
+                <w:sz w:val="24"/>
+              </w:rPr>
+              <w:ind w:left="565" w:hanging="565"/>
+            </w:pPr>
+            <w:r>
+              <w:rPr>
+                <w:rFonts w:ascii="Arial" w:hAnsi="Arial" w:eastAsia="Arial" w:cs="Arial"/>
+                <w:b/>
+                <w:sz w:val="19"/>
+                <w:szCs w:val="19"/>
+              </w:rPr>
+              <w:t xml:space="preserve">11.7</w:t>
+              <w:tab/>
+            </w:r>
+            <w:r>
+              <w:rPr>
+                <w:rFonts w:ascii="Arial" w:hAnsi="Arial" w:eastAsia="Arial" w:cs="Arial"/>
+                <w:b/>
+                <w:sz w:val="19"/>
+                <w:szCs w:val="19"/>
+              </w:rPr>
+              <w:t xml:space="preserve">Reproductive toxicity:</w:t>
+            </w:r>
+          </w:p>
+        </w:tc>
+        <w:tc>
+          <w:tcPr>
+            <w:tcW w:w="6262" w:type="dxa"/>
+            <w:tcBorders>
+              <w:top w:val="dotted" w:color="auto" w:sz="4" w:space="0"/>
+              <w:left w:val="dotted" w:color="auto" w:sz="4" w:space="0"/>
+              <w:bottom w:val="dotted" w:color="auto" w:sz="4" w:space="0"/>
+            </w:tcBorders>
+            <w:vAlign w:val="center"/>
+            <w:gridSpan w:val="3"/>
+          </w:tcPr>
+          <w:p>
+            <w:pPr>
+              <w:keepNext w:val="0"/>
+              <w:keepLines w:val="0"/>
+              <w:pageBreakBefore w:val="0"/>
+              <w:widowControl w:val="0"/>
+              <w:kinsoku/>
+              <w:wordWrap/>
+              <w:overflowPunct/>
+              <w:topLinePunct w:val="0"/>
+              <w:autoSpaceDE/>
+              <w:autoSpaceDN/>
+              <w:bidi w:val="0"/>
+              <w:adjustRightInd/>
+              <w:snapToGrid/>
+              <w:spacing w:line="300" w:lineRule="auto"/>
+              <w:textAlignment w:val="auto"/>
+              <w:rPr>
+                <w:rFonts w:hint="default" w:ascii="宋体" w:hAnsi="宋体" w:eastAsia="宋体" w:cs="宋体"/>
+                <w:sz w:val="24"/>
+                <w:szCs w:val="24"/>
+                <w:lang w:val="en-US" w:eastAsia="zh-CN"/>
+              </w:rPr>
+              <w:jc w:val="left"/>
+            </w:pPr>
+            <w:r>
+              <w:rPr>
+                <w:bCs w:val="0"/>
+                <w:lang w:val="en-US" w:eastAsia="zh-CN"/>
+                <w:rFonts w:ascii="Arial" w:hAnsi="Arial" w:eastAsia="Arial" w:cs="Arial"/>
+                <w:sz w:val="19"/>
+                <w:szCs w:val="19"/>
+              </w:rPr>
+              <w:t>Animal testing showed no reproductive toxicity. Animal experiments showed effects on the embryo at levels below those causing maternal toxicity. Reduced embryo-fetal viability, slow fetal development (variations), fetal malformations.</w:t>
+            </w:r>
+          </w:p>
+        </w:tc>
+      </w:tr>
+      <w:tr>
+        <w:tblPrEx>
+          <w:tblBorders>
+            <w:top w:val="single" w:color="auto" w:sz="4" w:space="0"/>
+            <w:left w:val="single" w:color="auto" w:sz="4" w:space="0"/>
+            <w:bottom w:val="single" w:color="auto" w:sz="4" w:space="0"/>
+            <w:right w:val="single" w:color="auto" w:sz="4" w:space="0"/>
+            <w:insideH w:val="none" w:color="auto" w:sz="0" w:space="0"/>
+            <w:insideV w:val="none" w:color="auto" w:sz="0" w:space="0"/>
+          </w:tblBorders>
+          <w:tblCellMar>
+            <w:top w:w="0" w:type="dxa"/>
+            <w:left w:w="108" w:type="dxa"/>
+            <w:bottom w:w="0" w:type="dxa"/>
+            <w:right w:w="108" w:type="dxa"/>
+          </w:tblCellMar>
+        </w:tblPrEx>
+        <w:trPr>
+          <w:trHeight w:val="285" w:hRule="atLeast"/>
+        </w:trPr>
+        <w:tc>
+          <w:tcPr>
+            <w:tcW w:w="3519" w:type="dxa"/>
+            <w:tcBorders>
+              <w:top w:val="dotted" w:color="auto" w:sz="4" w:space="0"/>
+              <w:bottom w:val="dotted" w:color="auto" w:sz="4" w:space="0"/>
+              <w:right w:val="dotted" w:color="auto" w:sz="4" w:space="0"/>
+            </w:tcBorders>
+            <w:vAlign w:val="center"/>
+          </w:tcPr>
+          <w:p>
+            <w:pPr>
+              <w:keepNext w:val="0"/>
+              <w:keepLines w:val="0"/>
+              <w:pageBreakBefore w:val="0"/>
+              <w:widowControl w:val="0"/>
+              <w:numPr>
+                <w:ilvl w:val="1"/>
+                <w:numId w:val="0"/>
+              </w:numPr>
+              <w:kinsoku/>
+              <w:wordWrap/>
+              <w:overflowPunct/>
+              <w:topLinePunct w:val="0"/>
+              <w:autoSpaceDE/>
+              <w:autoSpaceDN/>
+              <w:bidi w:val="0"/>
+              <w:adjustRightInd/>
+              <w:snapToGrid/>
+              <w:spacing w:line="300" w:lineRule="auto"/>
+              <w:jc w:val="left"/>
+              <w:textAlignment w:val="auto"/>
+              <w:rPr>
+                <w:rFonts w:hint="eastAsia" w:hAnsi="Arial"/>
+                <w:b/>
+                <w:sz w:val="24"/>
+                <w:lang w:val="en-US" w:eastAsia="zh-CN"/>
+              </w:rPr>
+              <w:ind w:left="565" w:hanging="565"/>
+            </w:pPr>
+            <w:r>
+              <w:rPr>
+                <w:rFonts w:ascii="Arial" w:hAnsi="Arial" w:eastAsia="Arial" w:cs="Arial"/>
+                <w:b/>
+                <w:sz w:val="19"/>
+                <w:szCs w:val="19"/>
+              </w:rPr>
+              <w:t xml:space="preserve">11.8</w:t>
+              <w:tab/>
+            </w:r>
+            <w:r>
+              <w:rPr>
+                <w:rFonts w:ascii="Arial" w:hAnsi="Arial" w:eastAsia="Arial" w:cs="Arial"/>
+                <w:b/>
+                <w:sz w:val="19"/>
+                <w:szCs w:val="19"/>
+              </w:rPr>
+              <w:t xml:space="preserve">Specific target organ toxicity (single/repeated exposure):</w:t>
+            </w:r>
+          </w:p>
+        </w:tc>
+        <w:tc>
+          <w:tcPr>
+            <w:tcW w:w="6262" w:type="dxa"/>
+            <w:gridSpan w:val="3"/>
+            <w:tcBorders>
+              <w:top w:val="dotted" w:color="auto" w:sz="4" w:space="0"/>
+              <w:left w:val="dotted" w:color="auto" w:sz="4" w:space="0"/>
+              <w:bottom w:val="dotted" w:color="auto" w:sz="4" w:space="0"/>
+            </w:tcBorders>
+            <w:vAlign w:val="center"/>
+          </w:tcPr>
+          <w:p>
+            <w:pPr>
+              <w:keepNext w:val="0"/>
+              <w:keepLines w:val="0"/>
+              <w:pageBreakBefore w:val="0"/>
+              <w:widowControl w:val="0"/>
+              <w:kinsoku/>
+              <w:wordWrap/>
+              <w:overflowPunct/>
+              <w:topLinePunct w:val="0"/>
+              <w:autoSpaceDE/>
+              <w:autoSpaceDN/>
+              <w:bidi w:val="0"/>
+              <w:adjustRightInd/>
+              <w:snapToGrid/>
+              <w:spacing w:line="300" w:lineRule="auto"/>
+              <w:textAlignment w:val="auto"/>
+              <w:rPr>
+                <w:rFonts w:hint="default"/>
+                <w:sz w:val="24"/>
+                <w:szCs w:val="24"/>
+                <w:lang w:val="en-US" w:eastAsia="zh-CN"/>
+              </w:rPr>
+              <w:jc w:val="left"/>
+            </w:pPr>
+            <w:r>
+              <w:rPr>
+                <w:bCs w:val="0"/>
+                <w:lang w:val="en-US" w:eastAsia="zh-CN"/>
+                <w:rFonts w:ascii="Arial" w:hAnsi="Arial" w:eastAsia="Arial" w:cs="Arial"/>
+                <w:sz w:val="19"/>
+                <w:szCs w:val="19"/>
+              </w:rPr>
+              <w:t>No data available.</w:t>
+            </w:r>
+          </w:p>
+        </w:tc>
+      </w:tr>
+      <w:tr>
+        <w:tblPrEx>
+          <w:tblBorders>
+            <w:top w:val="single" w:color="auto" w:sz="4" w:space="0"/>
+            <w:left w:val="single" w:color="auto" w:sz="4" w:space="0"/>
+            <w:bottom w:val="single" w:color="auto" w:sz="4" w:space="0"/>
+            <w:right w:val="single" w:color="auto" w:sz="4" w:space="0"/>
+            <w:insideH w:val="none" w:color="auto" w:sz="0" w:space="0"/>
+            <w:insideV w:val="none" w:color="auto" w:sz="0" w:space="0"/>
+          </w:tblBorders>
+          <w:tblCellMar>
+            <w:top w:w="0" w:type="dxa"/>
+            <w:left w:w="108" w:type="dxa"/>
+            <w:bottom w:w="0" w:type="dxa"/>
+            <w:right w:w="108" w:type="dxa"/>
+          </w:tblCellMar>
+        </w:tblPrEx>
+        <w:trPr>
+          <w:trHeight w:val="285" w:hRule="atLeast"/>
+        </w:trPr>
+        <w:tc>
+          <w:tcPr>
+            <w:tcW w:w="3519" w:type="dxa"/>
+            <w:tcBorders>
+              <w:top w:val="dotted" w:color="auto" w:sz="4" w:space="0"/>
+              <w:bottom w:val="dotted" w:color="auto" w:sz="4" w:space="0"/>
+              <w:right w:val="dotted" w:color="auto" w:sz="4" w:space="0"/>
+            </w:tcBorders>
+            <w:vAlign w:val="center"/>
+          </w:tcPr>
+          <w:p>
+            <w:pPr>
+              <w:keepNext w:val="0"/>
+              <w:keepLines w:val="0"/>
+              <w:pageBreakBefore w:val="0"/>
+              <w:widowControl w:val="0"/>
+              <w:numPr>
+                <w:ilvl w:val="1"/>
+                <w:numId w:val="0"/>
+              </w:numPr>
+              <w:kinsoku/>
+              <w:wordWrap/>
+              <w:overflowPunct/>
+              <w:topLinePunct w:val="0"/>
+              <w:autoSpaceDE/>
+              <w:autoSpaceDN/>
+              <w:bidi w:val="0"/>
+              <w:adjustRightInd/>
+              <w:snapToGrid/>
+              <w:spacing w:line="300" w:lineRule="auto"/>
+              <w:jc w:val="left"/>
+              <w:textAlignment w:val="auto"/>
+              <w:rPr>
+                <w:rFonts w:hint="eastAsia" w:hAnsi="Arial"/>
+                <w:b/>
+                <w:sz w:val="24"/>
+                <w:lang w:val="en-US" w:eastAsia="zh-CN"/>
+              </w:rPr>
+              <w:ind w:left="565" w:hanging="565"/>
+            </w:pPr>
+            <w:r>
+              <w:rPr>
+                <w:rFonts w:ascii="Arial" w:hAnsi="Arial" w:eastAsia="Arial" w:cs="Arial"/>
+                <w:b/>
+                <w:sz w:val="19"/>
+                <w:szCs w:val="19"/>
+              </w:rPr>
+              <w:t xml:space="preserve">11.9</w:t>
+              <w:tab/>
+            </w:r>
+            <w:r>
+              <w:rPr>
+                <w:rFonts w:ascii="Arial" w:hAnsi="Arial" w:eastAsia="Arial" w:cs="Arial"/>
+                <w:b/>
+                <w:sz w:val="19"/>
+                <w:szCs w:val="19"/>
+              </w:rPr>
+              <w:t xml:space="preserve">Aspiration hazard:</w:t>
+            </w:r>
+          </w:p>
+        </w:tc>
+        <w:tc>
+          <w:tcPr>
+            <w:tcW w:w="6262" w:type="dxa"/>
+            <w:gridSpan w:val="3"/>
+            <w:tcBorders>
+              <w:top w:val="dotted" w:color="auto" w:sz="4" w:space="0"/>
+              <w:left w:val="dotted" w:color="auto" w:sz="4" w:space="0"/>
+              <w:bottom w:val="dotted" w:color="auto" w:sz="4" w:space="0"/>
+            </w:tcBorders>
+            <w:vAlign w:val="center"/>
+          </w:tcPr>
+          <w:p>
+            <w:pPr>
+              <w:keepNext w:val="0"/>
+              <w:keepLines w:val="0"/>
+              <w:pageBreakBefore w:val="0"/>
+              <w:widowControl w:val="0"/>
+              <w:kinsoku/>
+              <w:wordWrap/>
+              <w:overflowPunct/>
+              <w:topLinePunct w:val="0"/>
+              <w:autoSpaceDE/>
+              <w:autoSpaceDN/>
+              <w:bidi w:val="0"/>
+              <w:adjustRightInd/>
+              <w:snapToGrid/>
+              <w:spacing w:line="300" w:lineRule="auto"/>
+              <w:textAlignment w:val="auto"/>
+              <w:rPr>
+                <w:rFonts w:hint="eastAsia"/>
+                <w:sz w:val="24"/>
+                <w:szCs w:val="24"/>
+                <w:lang w:val="en-US" w:eastAsia="zh-CN"/>
+              </w:rPr>
+              <w:jc w:val="left"/>
+            </w:pPr>
+            <w:r>
+              <w:rPr>
+                <w:bCs w:val="0"/>
+                <w:lang w:val="en-US" w:eastAsia="zh-CN"/>
+                <w:rFonts w:ascii="Arial" w:hAnsi="Arial" w:eastAsia="Arial" w:cs="Arial"/>
+                <w:sz w:val="19"/>
+                <w:szCs w:val="19"/>
+              </w:rPr>
+              <w:t>No data available.</w:t>
+            </w:r>
+          </w:p>
+        </w:tc>
+      </w:tr>
+      <w:tr>
+        <w:tblPrEx>
+          <w:tblBorders>
+            <w:top w:val="single" w:color="auto" w:sz="4" w:space="0"/>
+            <w:left w:val="single" w:color="auto" w:sz="4" w:space="0"/>
+            <w:bottom w:val="single" w:color="auto" w:sz="4" w:space="0"/>
+            <w:right w:val="single" w:color="auto" w:sz="4" w:space="0"/>
+            <w:insideH w:val="none" w:color="auto" w:sz="0" w:space="0"/>
+            <w:insideV w:val="none" w:color="auto" w:sz="0" w:space="0"/>
+          </w:tblBorders>
+          <w:tblCellMar>
+            <w:top w:w="0" w:type="dxa"/>
+            <w:left w:w="108" w:type="dxa"/>
+            <w:bottom w:w="0" w:type="dxa"/>
+            <w:right w:w="108" w:type="dxa"/>
+          </w:tblCellMar>
+        </w:tblPrEx>
+        <w:trPr>
+          <w:trHeight w:val="285" w:hRule="atLeast"/>
+        </w:trPr>
+        <w:tc>
+          <w:tcPr>
+            <w:tcW w:w="3519" w:type="dxa"/>
+            <w:tcBorders>
+              <w:top w:val="dotted" w:color="auto" w:sz="4" w:space="0"/>
+              <w:right w:val="dotted" w:color="auto" w:sz="4" w:space="0"/>
+            </w:tcBorders>
+            <w:vAlign w:val="center"/>
+          </w:tcPr>
+          <w:p>
+            <w:pPr>
+              <w:keepNext w:val="0"/>
+              <w:keepLines w:val="0"/>
+              <w:pageBreakBefore w:val="0"/>
+              <w:widowControl w:val="0"/>
+              <w:numPr>
+                <w:ilvl w:val="1"/>
+                <w:numId w:val="0"/>
+              </w:numPr>
+              <w:kinsoku/>
+              <w:wordWrap/>
+              <w:overflowPunct/>
+              <w:topLinePunct w:val="0"/>
+              <w:autoSpaceDE/>
+              <w:autoSpaceDN/>
+              <w:bidi w:val="0"/>
+              <w:adjustRightInd/>
+              <w:snapToGrid/>
+              <w:spacing w:line="300" w:lineRule="auto"/>
+              <w:jc w:val="left"/>
+              <w:textAlignment w:val="auto"/>
+              <w:rPr>
+                <w:rFonts w:hint="eastAsia" w:hAnsi="Arial"/>
+                <w:b/>
+                <w:sz w:val="24"/>
+                <w:lang w:val="en-US" w:eastAsia="zh-CN"/>
+              </w:rPr>
+              <w:ind w:left="565" w:hanging="565"/>
+            </w:pPr>
+            <w:r>
+              <w:rPr>
+                <w:rFonts w:ascii="Arial" w:hAnsi="Arial" w:eastAsia="Arial" w:cs="Arial"/>
+                <w:b/>
+                <w:sz w:val="19"/>
+                <w:szCs w:val="19"/>
+              </w:rPr>
+              <w:t xml:space="preserve">11.10</w:t>
+              <w:tab/>
+            </w:r>
+            <w:r>
+              <w:rPr>
+                <w:rFonts w:ascii="Arial" w:hAnsi="Arial" w:eastAsia="Arial" w:cs="Arial"/>
+                <w:b/>
+                <w:sz w:val="19"/>
+                <w:szCs w:val="19"/>
+              </w:rPr>
+              <w:t xml:space="preserve">Additional information:</w:t>
+            </w:r>
+          </w:p>
+        </w:tc>
+        <w:tc>
+          <w:tcPr>
+            <w:tcW w:w="6262" w:type="dxa"/>
+            <w:gridSpan w:val="3"/>
+            <w:tcBorders>
+              <w:top w:val="dotted" w:color="auto" w:sz="4" w:space="0"/>
+              <w:left w:val="dotted" w:color="auto" w:sz="4" w:space="0"/>
+            </w:tcBorders>
+            <w:vAlign w:val="center"/>
+          </w:tcPr>
+          <w:p>
+            <w:pPr>
+              <w:keepNext w:val="0"/>
+              <w:keepLines w:val="0"/>
+              <w:pageBreakBefore w:val="0"/>
+              <w:widowControl w:val="0"/>
+              <w:kinsoku/>
+              <w:wordWrap/>
+              <w:overflowPunct/>
+              <w:topLinePunct w:val="0"/>
+              <w:autoSpaceDE/>
+              <w:autoSpaceDN/>
+              <w:bidi w:val="0"/>
+              <w:adjustRightInd/>
+              <w:snapToGrid/>
+              <w:spacing w:line="300" w:lineRule="auto"/>
+              <w:textAlignment w:val="auto"/>
+              <w:rPr>
+                <w:rFonts w:hint="eastAsia"/>
+                <w:sz w:val="24"/>
+                <w:szCs w:val="24"/>
+                <w:lang w:val="en-US" w:eastAsia="zh-CN"/>
+              </w:rPr>
+              <w:jc w:val="left"/>
+            </w:pPr>
+            <w:r>
+              <w:rPr>
+                <w:bCs w:val="0"/>
+                <w:lang w:val="en-US" w:eastAsia="zh-CN"/>
+                <w:rFonts w:ascii="Arial" w:hAnsi="Arial" w:eastAsia="Arial" w:cs="Arial"/>
+                <w:sz w:val="19"/>
+                <w:szCs w:val="19"/>
+              </w:rPr>
+              <w:t>No data available.</w:t>
             </w:r>
           </w:p>
         </w:tc>

--- a/算法训练材料/PU-202A/PU-202A msds_EN Guanzhi.docx
+++ b/算法训练材料/PU-202A/PU-202A msds_EN Guanzhi.docx
@@ -9780,41 +9780,26 @@
               <w:top w:val="dotted" w:color="auto" w:sz="4" w:space="0"/>
               <w:bottom w:val="dotted" w:color="auto" w:sz="4" w:space="0"/>
             </w:tcBorders>
-          </w:tcPr>
-          <w:p>
-            <w:pPr>
-              <w:keepNext w:val="0"/>
-              <w:keepLines w:val="0"/>
-              <w:pageBreakBefore w:val="0"/>
-              <w:widowControl w:val="0"/>
-              <w:kinsoku/>
-              <w:wordWrap/>
-              <w:overflowPunct/>
-              <w:topLinePunct w:val="0"/>
-              <w:bidi w:val="0"/>
-              <w:adjustRightInd/>
-              <w:snapToGrid/>
-              <w:spacing w:line="300" w:lineRule="auto"/>
-              <w:jc w:val="left"/>
-              <w:textAlignment w:val="auto"/>
-              <w:rPr>
-                <w:rFonts w:hint="eastAsia" w:cs="Arial"/>
-                <w:kern w:val="0"/>
-                <w:sz w:val="24"/>
-                <w:lang w:val="en-US" w:eastAsia="zh-CN"/>
-              </w:rPr>
-            </w:pPr>
-            <w:r>
-              <w:rPr>
-                <w:rFonts w:hint="eastAsia" w:cs="Arial" w:eastAsia="宋体" w:ascii="Arial" w:hAnsi="Arial"/>
+            <w:gridSpan w:val="4"/>
+            <w:tcW w:w="9781" w:type="dxa"/>
+          </w:tcPr>
+          <w:p>
+            <w:pPr>
+              <w:spacing w:line="300" w:lineRule="auto"/>
+              <w:ind w:left="34" w:leftChars="16" w:right="480"/>
+              <w:jc w:val="left"/>
+              <w:rPr>
+                <w:sz w:val="24"/>
+              </w:rPr>
+            </w:pPr>
+            <w:r>
+              <w:rPr>
+                <w:rFonts w:ascii="Arial" w:hAnsi="Arial"/>
                 <w:b w:val="0"/>
-                <w:bCs w:val="0"/>
-                <w:kern w:val="0"/>
                 <w:sz w:val="24"/>
                 <w:szCs w:val="24"/>
-                <w:lang w:val="en-US" w:eastAsia="zh-CN"/>
-              </w:rPr>
-              <w:t>The following are toxicological data for N,N-Dimethylacetamide (DMAC):</w:t>
+              </w:rPr>
+              <w:t xml:space="preserve">The following is toxicological data for N,N-Dimethylacetamide:</w:t>
             </w:r>
           </w:p>
         </w:tc>
@@ -10250,38 +10235,80 @@
           </w:tcPr>
           <w:p>
             <w:pPr>
-              <w:keepNext w:val="0"/>
-              <w:keepLines w:val="0"/>
-              <w:pageBreakBefore w:val="0"/>
-              <w:widowControl w:val="0"/>
-              <w:kinsoku/>
-              <w:wordWrap/>
-              <w:overflowPunct/>
-              <w:topLinePunct w:val="0"/>
-              <w:autoSpaceDE/>
-              <w:autoSpaceDN/>
-              <w:bidi w:val="0"/>
-              <w:adjustRightInd/>
-              <w:snapToGrid/>
-              <w:spacing w:line="300" w:lineRule="auto"/>
-              <w:textAlignment w:val="auto"/>
-              <w:rPr>
-                <w:rFonts w:hint="eastAsia"/>
-                <w:sz w:val="24"/>
-                <w:szCs w:val="24"/>
-                <w:lang w:val="en-US" w:eastAsia="zh-CN"/>
-              </w:rPr>
-              <w:jc w:val="left"/>
-            </w:pPr>
-            <w:r>
-              <w:rPr>
-                <w:bCs w:val="0"/>
-                <w:lang w:val="en-US" w:eastAsia="zh-CN"/>
-                <w:rFonts w:ascii="Arial" w:hAnsi="Arial" w:eastAsia="Arial" w:cs="Arial"/>
-                <w:sz w:val="19"/>
-                <w:szCs w:val="19"/>
-              </w:rPr>
-              <w:t>Species: Rabbit; Classification: Irritating to skin; Result: Mild skin irritation</w:t>
+              <w:spacing w:line="300" w:lineRule="auto"/>
+              <w:rPr>
+                <w:sz w:val="24"/>
+              </w:rPr>
+              <w:jc w:val="left"/>
+            </w:pPr>
+            <w:r>
+              <w:rPr>
+                <w:rFonts w:ascii="Arial" w:hAnsi="Arial" w:eastAsia="Arial" w:cs="Arial"/>
+                <w:b/>
+                <w:sz w:val="19"/>
+                <w:szCs w:val="19"/>
+              </w:rPr>
+              <w:t xml:space="preserve">Species: </w:t>
+            </w:r>
+            <w:r>
+              <w:rPr>
+                <w:rFonts w:ascii="Arial" w:hAnsi="Arial" w:eastAsia="Arial" w:cs="Arial"/>
+                <w:sz w:val="19"/>
+                <w:szCs w:val="19"/>
+              </w:rPr>
+              <w:t xml:space="preserve">Rabbit</w:t>
+            </w:r>
+          </w:p>
+          <w:p>
+            <w:pPr>
+              <w:spacing w:line="300" w:lineRule="auto"/>
+              <w:rPr>
+                <w:sz w:val="24"/>
+              </w:rPr>
+              <w:jc w:val="left"/>
+            </w:pPr>
+            <w:r>
+              <w:rPr>
+                <w:rFonts w:ascii="Arial" w:hAnsi="Arial" w:eastAsia="Arial" w:cs="Arial"/>
+                <w:b/>
+                <w:sz w:val="19"/>
+                <w:szCs w:val="19"/>
+              </w:rPr>
+              <w:t xml:space="preserve">Classification: </w:t>
+            </w:r>
+            <w:r>
+              <w:rPr>
+                <w:rFonts w:ascii="Arial" w:hAnsi="Arial" w:eastAsia="Arial" w:cs="Arial"/>
+                <w:sz w:val="19"/>
+                <w:szCs w:val="19"/>
+              </w:rPr>
+              <w:t xml:space="preserve">Irritating to skin</w:t>
+            </w:r>
+          </w:p>
+          <w:p>
+            <w:pPr>
+              <w:spacing w:line="300" w:lineRule="auto"/>
+              <w:rPr>
+                <w:sz w:val="24"/>
+              </w:rPr>
+              <w:jc w:val="left"/>
+            </w:pPr>
+            <w:r>
+              <w:rPr>
+                <w:rFonts w:ascii="Arial" w:hAnsi="Arial" w:eastAsia="Arial" w:cs="Arial"/>
+                <w:b/>
+                <w:sz w:val="19"/>
+                <w:szCs w:val="19"/>
+              </w:rPr>
+              <w:t xml:space="preserve">Result: </w:t>
+            </w:r>
+            <w:r>
+              <w:rPr>
+                <w:rFonts w:ascii="Arial" w:hAnsi="Arial" w:eastAsia="Arial" w:cs="Arial"/>
+                <w:sz w:val="19"/>
+                <w:szCs w:val="19"/>
+              </w:rPr>
+              <w:t xml:space="preserve">Mild skin irritation</w:t>
             </w:r>
           </w:p>
         </w:tc>
@@ -10378,38 +10405,80 @@
           </w:tcPr>
           <w:p>
             <w:pPr>
-              <w:keepNext w:val="0"/>
-              <w:keepLines w:val="0"/>
-              <w:pageBreakBefore w:val="0"/>
-              <w:widowControl w:val="0"/>
-              <w:kinsoku/>
-              <w:wordWrap/>
-              <w:overflowPunct/>
-              <w:topLinePunct w:val="0"/>
-              <w:autoSpaceDE/>
-              <w:autoSpaceDN/>
-              <w:bidi w:val="0"/>
-              <w:adjustRightInd/>
-              <w:snapToGrid/>
-              <w:spacing w:line="300" w:lineRule="auto"/>
-              <w:textAlignment w:val="auto"/>
-              <w:rPr>
-                <w:rFonts w:hint="eastAsia"/>
-                <w:sz w:val="24"/>
-                <w:szCs w:val="24"/>
-                <w:lang w:val="en-US" w:eastAsia="zh-CN"/>
-              </w:rPr>
-              <w:jc w:val="left"/>
-            </w:pPr>
-            <w:r>
-              <w:rPr>
-                <w:bCs w:val="0"/>
-                <w:lang w:val="en-US" w:eastAsia="zh-CN"/>
-                <w:rFonts w:ascii="Arial" w:hAnsi="Arial" w:eastAsia="Arial" w:cs="Arial"/>
-                <w:sz w:val="19"/>
-                <w:szCs w:val="19"/>
-              </w:rPr>
-              <w:t>Species: Rabbit; Classification: Irritating to eyes; Result: Mild eye irritation</w:t>
+              <w:spacing w:line="300" w:lineRule="auto"/>
+              <w:rPr>
+                <w:sz w:val="24"/>
+              </w:rPr>
+              <w:jc w:val="left"/>
+            </w:pPr>
+            <w:r>
+              <w:rPr>
+                <w:rFonts w:ascii="Arial" w:hAnsi="Arial" w:eastAsia="Arial" w:cs="Arial"/>
+                <w:b/>
+                <w:sz w:val="19"/>
+                <w:szCs w:val="19"/>
+              </w:rPr>
+              <w:t xml:space="preserve">Species: </w:t>
+            </w:r>
+            <w:r>
+              <w:rPr>
+                <w:rFonts w:ascii="Arial" w:hAnsi="Arial" w:eastAsia="Arial" w:cs="Arial"/>
+                <w:sz w:val="19"/>
+                <w:szCs w:val="19"/>
+              </w:rPr>
+              <w:t xml:space="preserve">Rabbit</w:t>
+            </w:r>
+          </w:p>
+          <w:p>
+            <w:pPr>
+              <w:spacing w:line="300" w:lineRule="auto"/>
+              <w:rPr>
+                <w:sz w:val="24"/>
+              </w:rPr>
+              <w:jc w:val="left"/>
+            </w:pPr>
+            <w:r>
+              <w:rPr>
+                <w:rFonts w:ascii="Arial" w:hAnsi="Arial" w:eastAsia="Arial" w:cs="Arial"/>
+                <w:b/>
+                <w:sz w:val="19"/>
+                <w:szCs w:val="19"/>
+              </w:rPr>
+              <w:t xml:space="preserve">Classification: </w:t>
+            </w:r>
+            <w:r>
+              <w:rPr>
+                <w:rFonts w:ascii="Arial" w:hAnsi="Arial" w:eastAsia="Arial" w:cs="Arial"/>
+                <w:sz w:val="19"/>
+                <w:szCs w:val="19"/>
+              </w:rPr>
+              <w:t xml:space="preserve">Irritating to eyes</w:t>
+            </w:r>
+          </w:p>
+          <w:p>
+            <w:pPr>
+              <w:spacing w:line="300" w:lineRule="auto"/>
+              <w:rPr>
+                <w:sz w:val="24"/>
+              </w:rPr>
+              <w:jc w:val="left"/>
+            </w:pPr>
+            <w:r>
+              <w:rPr>
+                <w:rFonts w:ascii="Arial" w:hAnsi="Arial" w:eastAsia="Arial" w:cs="Arial"/>
+                <w:b/>
+                <w:sz w:val="19"/>
+                <w:szCs w:val="19"/>
+              </w:rPr>
+              <w:t xml:space="preserve">Result: </w:t>
+            </w:r>
+            <w:r>
+              <w:rPr>
+                <w:rFonts w:ascii="Arial" w:hAnsi="Arial" w:eastAsia="Arial" w:cs="Arial"/>
+                <w:sz w:val="19"/>
+                <w:szCs w:val="19"/>
+              </w:rPr>
+              <w:t xml:space="preserve">Mild eye irritation</w:t>
             </w:r>
           </w:p>
         </w:tc>
@@ -10506,45 +10575,158 @@
           </w:tcPr>
           <w:p>
             <w:pPr>
-              <w:keepNext w:val="0"/>
-              <w:keepLines w:val="0"/>
-              <w:pageBreakBefore w:val="0"/>
-              <w:widowControl w:val="0"/>
-              <w:kinsoku/>
-              <w:wordWrap/>
-              <w:overflowPunct/>
-              <w:topLinePunct w:val="0"/>
-              <w:autoSpaceDE/>
-              <w:autoSpaceDN/>
-              <w:bidi w:val="0"/>
-              <w:adjustRightInd/>
-              <w:snapToGrid/>
-              <w:spacing w:line="300" w:lineRule="auto"/>
-              <w:textAlignment w:val="auto"/>
-              <w:rPr>
-                <w:rFonts w:hint="eastAsia"/>
-                <w:sz w:val="24"/>
-                <w:szCs w:val="24"/>
-                <w:lang w:val="en-US" w:eastAsia="zh-CN"/>
-              </w:rPr>
-              <w:jc w:val="left"/>
-            </w:pPr>
-            <w:r>
-              <w:rPr>
-                <w:bCs w:val="0"/>
-                <w:lang w:val="en-US" w:eastAsia="zh-CN"/>
-                <w:rFonts w:ascii="Arial" w:hAnsi="Arial" w:eastAsia="Arial" w:cs="Arial"/>
-                <w:sz w:val="19"/>
-                <w:szCs w:val="19"/>
-              </w:rPr>
-              <w:t>Species: Guinea pig; Classification: Not a skin sensitizer; Result: Did not cause sensitization in laboratory animals; Species: Human; Classification: Not a skin sensitizer; Result: Patch test on human volunteers demonstrated no sensitizing properties</w:t>
-            </w:r>
-            <w:r>
-              <w:rPr>
-                <w:rFonts w:ascii="Arial" w:hAnsi="Arial" w:eastAsia="Arial" w:cs="Arial"/>
-                <w:sz w:val="19"/>
-                <w:szCs w:val="19"/>
-              </w:rPr>
+              <w:spacing w:line="300" w:lineRule="auto"/>
+              <w:rPr>
+                <w:sz w:val="24"/>
+              </w:rPr>
+              <w:jc w:val="left"/>
+            </w:pPr>
+            <w:r>
+              <w:rPr>
+                <w:rFonts w:ascii="Arial" w:hAnsi="Arial" w:eastAsia="Arial" w:cs="Arial"/>
+                <w:b/>
+                <w:sz w:val="19"/>
+                <w:szCs w:val="19"/>
+              </w:rPr>
+              <w:t xml:space="preserve">Species: </w:t>
+            </w:r>
+            <w:r>
+              <w:rPr>
+                <w:rFonts w:ascii="Arial" w:hAnsi="Arial" w:eastAsia="Arial" w:cs="Arial"/>
+                <w:sz w:val="19"/>
+                <w:szCs w:val="19"/>
+              </w:rPr>
+              <w:t xml:space="preserve">Guinea pig</w:t>
+            </w:r>
+          </w:p>
+          <w:p>
+            <w:pPr>
+              <w:spacing w:line="300" w:lineRule="auto"/>
+              <w:rPr>
+                <w:sz w:val="24"/>
+              </w:rPr>
+              <w:jc w:val="left"/>
+            </w:pPr>
+            <w:r>
+              <w:rPr>
+                <w:rFonts w:ascii="Arial" w:hAnsi="Arial" w:eastAsia="Arial" w:cs="Arial"/>
+                <w:b/>
+                <w:sz w:val="19"/>
+                <w:szCs w:val="19"/>
+              </w:rPr>
+              <w:t xml:space="preserve">Classification: </w:t>
+            </w:r>
+            <w:r>
+              <w:rPr>
+                <w:rFonts w:ascii="Arial" w:hAnsi="Arial" w:eastAsia="Arial" w:cs="Arial"/>
+                <w:sz w:val="19"/>
+                <w:szCs w:val="19"/>
+              </w:rPr>
+              <w:t xml:space="preserve">Not a skin sensitizer</w:t>
+            </w:r>
+          </w:p>
+          <w:p>
+            <w:pPr>
+              <w:spacing w:line="300" w:lineRule="auto"/>
+              <w:rPr>
+                <w:sz w:val="24"/>
+              </w:rPr>
+              <w:jc w:val="left"/>
+            </w:pPr>
+            <w:r>
+              <w:rPr>
+                <w:rFonts w:ascii="Arial" w:hAnsi="Arial" w:eastAsia="Arial" w:cs="Arial"/>
+                <w:b/>
+                <w:sz w:val="19"/>
+                <w:szCs w:val="19"/>
+              </w:rPr>
+              <w:t xml:space="preserve">Result: </w:t>
+            </w:r>
+            <w:r>
+              <w:rPr>
+                <w:rFonts w:ascii="Arial" w:hAnsi="Arial" w:eastAsia="Arial" w:cs="Arial"/>
+                <w:sz w:val="19"/>
+                <w:szCs w:val="19"/>
+              </w:rPr>
+              <w:t xml:space="preserve">Did not cause sensitization in laboratory animals</w:t>
+            </w:r>
+          </w:p>
+          <w:p>
+            <w:pPr>
+              <w:spacing w:line="300" w:lineRule="auto"/>
+              <w:rPr>
+                <w:sz w:val="24"/>
+              </w:rPr>
+              <w:jc w:val="left"/>
+            </w:pPr>
+            <w:r>
+              <w:rPr>
+                <w:rFonts w:ascii="Arial" w:hAnsi="Arial" w:eastAsia="Arial" w:cs="Arial"/>
+                <w:b/>
+                <w:sz w:val="19"/>
+                <w:szCs w:val="19"/>
+              </w:rPr>
+              <w:t xml:space="preserve">Species: </w:t>
+            </w:r>
+            <w:r>
+              <w:rPr>
+                <w:rFonts w:ascii="Arial" w:hAnsi="Arial" w:eastAsia="Arial" w:cs="Arial"/>
+                <w:sz w:val="19"/>
+                <w:szCs w:val="19"/>
+              </w:rPr>
+              <w:t xml:space="preserve">Human</w:t>
+            </w:r>
+          </w:p>
+          <w:p>
+            <w:pPr>
+              <w:spacing w:line="300" w:lineRule="auto"/>
+              <w:rPr>
+                <w:sz w:val="24"/>
+              </w:rPr>
+              <w:jc w:val="left"/>
+            </w:pPr>
+            <w:r>
+              <w:rPr>
+                <w:rFonts w:ascii="Arial" w:hAnsi="Arial" w:eastAsia="Arial" w:cs="Arial"/>
+                <w:b/>
+                <w:sz w:val="19"/>
+                <w:szCs w:val="19"/>
+              </w:rPr>
+              <w:t xml:space="preserve">Classification: </w:t>
+            </w:r>
+            <w:r>
+              <w:rPr>
+                <w:rFonts w:ascii="Arial" w:hAnsi="Arial" w:eastAsia="Arial" w:cs="Arial"/>
+                <w:sz w:val="19"/>
+                <w:szCs w:val="19"/>
+              </w:rPr>
+              <w:t xml:space="preserve">Not a skin sensitizer</w:t>
+            </w:r>
+          </w:p>
+          <w:p>
+            <w:pPr>
+              <w:spacing w:line="300" w:lineRule="auto"/>
+              <w:rPr>
+                <w:sz w:val="24"/>
+              </w:rPr>
+              <w:jc w:val="left"/>
+            </w:pPr>
+            <w:r>
+              <w:rPr>
+                <w:rFonts w:ascii="Arial" w:hAnsi="Arial" w:eastAsia="Arial" w:cs="Arial"/>
+                <w:b/>
+                <w:sz w:val="19"/>
+                <w:szCs w:val="19"/>
+              </w:rPr>
+              <w:t xml:space="preserve">Result: </w:t>
+            </w:r>
+            <w:r>
+              <w:rPr>
+                <w:rFonts w:ascii="Arial" w:hAnsi="Arial" w:eastAsia="Arial" w:cs="Arial"/>
+                <w:sz w:val="19"/>
+                <w:szCs w:val="19"/>
+              </w:rPr>
+              <w:t xml:space="preserve">Patch test on human volunteers demonstrated no sensitizing properties</w:t>
             </w:r>
           </w:p>
         </w:tc>
@@ -11286,38 +11468,125 @@
           </w:tcPr>
           <w:p>
             <w:pPr>
-              <w:keepNext w:val="0"/>
-              <w:keepLines w:val="0"/>
-              <w:pageBreakBefore w:val="0"/>
-              <w:widowControl w:val="0"/>
-              <w:kinsoku/>
-              <w:wordWrap/>
-              <w:overflowPunct/>
-              <w:topLinePunct w:val="0"/>
-              <w:autoSpaceDE/>
-              <w:autoSpaceDN/>
-              <w:bidi w:val="0"/>
-              <w:adjustRightInd/>
-              <w:snapToGrid/>
-              <w:spacing w:line="300" w:lineRule="auto"/>
-              <w:textAlignment w:val="auto"/>
-              <w:rPr>
-                <w:rFonts w:hint="eastAsia"/>
-                <w:sz w:val="24"/>
-                <w:szCs w:val="24"/>
-                <w:lang w:val="en-US" w:eastAsia="zh-CN"/>
-              </w:rPr>
-              <w:jc w:val="left"/>
-            </w:pPr>
-            <w:r>
-              <w:rPr>
-                <w:bCs w:val="0"/>
-                <w:lang w:val="en-US" w:eastAsia="zh-CN"/>
-                <w:rFonts w:ascii="Arial" w:hAnsi="Arial" w:eastAsia="Arial" w:cs="Arial"/>
-                <w:sz w:val="19"/>
-                <w:szCs w:val="19"/>
-              </w:rPr>
-              <w:t>No data available.</w:t>
+              <w:spacing w:line="300" w:lineRule="auto"/>
+              <w:rPr>
+                <w:sz w:val="24"/>
+              </w:rPr>
+              <w:jc w:val="left"/>
+            </w:pPr>
+            <w:r>
+              <w:rPr>
+                <w:rFonts w:ascii="Arial" w:hAnsi="Arial" w:eastAsia="Arial" w:cs="Arial"/>
+                <w:sz w:val="19"/>
+                <w:szCs w:val="19"/>
+              </w:rPr>
+              <w:t xml:space="preserve">Consumption of alcoholic beverages may aggravate toxic effects.</w:t>
+            </w:r>
+          </w:p>
+          <w:p>
+            <w:pPr>
+              <w:spacing w:line="300" w:lineRule="auto"/>
+              <w:rPr>
+                <w:sz w:val="24"/>
+              </w:rPr>
+              <w:jc w:val="left"/>
+            </w:pPr>
+            <w:r>
+              <w:rPr>
+                <w:rFonts w:ascii="Arial" w:hAnsi="Arial" w:eastAsia="Arial" w:cs="Arial"/>
+                <w:b/>
+                <w:sz w:val="19"/>
+                <w:szCs w:val="19"/>
+              </w:rPr>
+              <w:t xml:space="preserve">Repeated dose toxicity: </w:t>
+            </w:r>
+            <w:r>
+              <w:rPr>
+                <w:rFonts w:ascii="Arial" w:hAnsi="Arial" w:eastAsia="Arial" w:cs="Arial"/>
+                <w:b/>
+                <w:sz w:val="19"/>
+                <w:szCs w:val="19"/>
+              </w:rPr>
+              <w:t xml:space="preserve">Oral</w:t>
+            </w:r>
+          </w:p>
+          <w:p>
+            <w:pPr>
+              <w:spacing w:line="300" w:lineRule="auto"/>
+              <w:rPr>
+                <w:sz w:val="24"/>
+              </w:rPr>
+              <w:jc w:val="left"/>
+            </w:pPr>
+            <w:r>
+              <w:rPr>
+                <w:rFonts w:ascii="Arial" w:hAnsi="Arial" w:eastAsia="Arial" w:cs="Arial"/>
+                <w:b/>
+                <w:sz w:val="19"/>
+                <w:szCs w:val="19"/>
+              </w:rPr>
+              <w:t xml:space="preserve">Pathological changes: </w:t>
+            </w:r>
+            <w:r>
+              <w:rPr>
+                <w:rFonts w:ascii="Arial" w:hAnsi="Arial" w:eastAsia="Arial" w:cs="Arial"/>
+                <w:sz w:val="19"/>
+                <w:szCs w:val="19"/>
+              </w:rPr>
+              <w:t xml:space="preserve">stomach, testes, liver, kidneys, abnormal reduction of red blood cells.</w:t>
+            </w:r>
+          </w:p>
+          <w:p>
+            <w:pPr>
+              <w:spacing w:line="300" w:lineRule="auto"/>
+              <w:rPr>
+                <w:sz w:val="24"/>
+              </w:rPr>
+              <w:jc w:val="left"/>
+            </w:pPr>
+            <w:r>
+              <w:rPr>
+                <w:rFonts w:ascii="Arial" w:hAnsi="Arial" w:eastAsia="Arial" w:cs="Arial"/>
+                <w:b/>
+                <w:sz w:val="19"/>
+                <w:szCs w:val="19"/>
+              </w:rPr>
+              <w:t xml:space="preserve">Repeated dose toxicity: </w:t>
+            </w:r>
+            <w:r>
+              <w:rPr>
+                <w:rFonts w:ascii="Arial" w:hAnsi="Arial" w:eastAsia="Arial" w:cs="Arial"/>
+                <w:b/>
+                <w:sz w:val="19"/>
+                <w:szCs w:val="19"/>
+              </w:rPr>
+              <w:t xml:space="preserve">Inhalation</w:t>
+            </w:r>
+          </w:p>
+          <w:p>
+            <w:pPr>
+              <w:spacing w:line="300" w:lineRule="auto"/>
+              <w:rPr>
+                <w:sz w:val="24"/>
+              </w:rPr>
+              <w:jc w:val="left"/>
+            </w:pPr>
+            <w:r>
+              <w:rPr>
+                <w:rFonts w:ascii="Arial" w:hAnsi="Arial" w:eastAsia="Arial" w:cs="Arial"/>
+                <w:b/>
+                <w:sz w:val="19"/>
+                <w:szCs w:val="19"/>
+              </w:rPr>
+              <w:t xml:space="preserve">Pathological changes: </w:t>
+            </w:r>
+            <w:r>
+              <w:rPr>
+                <w:rFonts w:ascii="Arial" w:hAnsi="Arial" w:eastAsia="Arial" w:cs="Arial"/>
+                <w:sz w:val="19"/>
+                <w:szCs w:val="19"/>
+              </w:rPr>
+              <w:t xml:space="preserve">kidney and liver effects, retinal damage.</w:t>
             </w:r>
           </w:p>
         </w:tc>

--- a/算法训练材料/PU-202A/PU-202A msds_EN Guanzhi.docx
+++ b/算法训练材料/PU-202A/PU-202A msds_EN Guanzhi.docx
@@ -10244,71 +10244,44 @@
             <w:r>
               <w:rPr>
                 <w:rFonts w:ascii="Arial" w:hAnsi="Arial" w:eastAsia="Arial" w:cs="Arial"/>
-                <w:b/>
-                <w:sz w:val="19"/>
-                <w:szCs w:val="19"/>
-              </w:rPr>
-              <w:t xml:space="preserve">Species: </w:t>
-            </w:r>
-            <w:r>
-              <w:rPr>
-                <w:rFonts w:ascii="Arial" w:hAnsi="Arial" w:eastAsia="Arial" w:cs="Arial"/>
-                <w:sz w:val="19"/>
-                <w:szCs w:val="19"/>
-              </w:rPr>
-              <w:t xml:space="preserve">Rabbit</w:t>
-            </w:r>
-          </w:p>
-          <w:p>
-            <w:pPr>
-              <w:spacing w:line="300" w:lineRule="auto"/>
-              <w:rPr>
-                <w:sz w:val="24"/>
-              </w:rPr>
-              <w:jc w:val="left"/>
-            </w:pPr>
-            <w:r>
-              <w:rPr>
-                <w:rFonts w:ascii="Arial" w:hAnsi="Arial" w:eastAsia="Arial" w:cs="Arial"/>
-                <w:b/>
-                <w:sz w:val="19"/>
-                <w:szCs w:val="19"/>
-              </w:rPr>
-              <w:t xml:space="preserve">Classification: </w:t>
-            </w:r>
-            <w:r>
-              <w:rPr>
-                <w:rFonts w:ascii="Arial" w:hAnsi="Arial" w:eastAsia="Arial" w:cs="Arial"/>
-                <w:sz w:val="19"/>
-                <w:szCs w:val="19"/>
-              </w:rPr>
-              <w:t xml:space="preserve">Irritating to skin</w:t>
-            </w:r>
-          </w:p>
-          <w:p>
-            <w:pPr>
-              <w:spacing w:line="300" w:lineRule="auto"/>
-              <w:rPr>
-                <w:sz w:val="24"/>
-              </w:rPr>
-              <w:jc w:val="left"/>
-            </w:pPr>
-            <w:r>
-              <w:rPr>
-                <w:rFonts w:ascii="Arial" w:hAnsi="Arial" w:eastAsia="Arial" w:cs="Arial"/>
-                <w:b/>
-                <w:sz w:val="19"/>
-                <w:szCs w:val="19"/>
-              </w:rPr>
-              <w:t xml:space="preserve">Result: </w:t>
-            </w:r>
-            <w:r>
-              <w:rPr>
-                <w:rFonts w:ascii="Arial" w:hAnsi="Arial" w:eastAsia="Arial" w:cs="Arial"/>
-                <w:sz w:val="19"/>
-                <w:szCs w:val="19"/>
-              </w:rPr>
-              <w:t xml:space="preserve">Mild skin irritation</w:t>
+                <w:sz w:val="19"/>
+                <w:szCs w:val="19"/>
+              </w:rPr>
+              <w:t xml:space="preserve">Species: Rabbit</w:t>
+            </w:r>
+          </w:p>
+          <w:p>
+            <w:pPr>
+              <w:spacing w:line="300" w:lineRule="auto"/>
+              <w:rPr>
+                <w:sz w:val="24"/>
+              </w:rPr>
+              <w:jc w:val="left"/>
+            </w:pPr>
+            <w:r>
+              <w:rPr>
+                <w:rFonts w:ascii="Arial" w:hAnsi="Arial" w:eastAsia="Arial" w:cs="Arial"/>
+                <w:sz w:val="19"/>
+                <w:szCs w:val="19"/>
+              </w:rPr>
+              <w:t xml:space="preserve">Classification: Irritating to skin</w:t>
+            </w:r>
+          </w:p>
+          <w:p>
+            <w:pPr>
+              <w:spacing w:line="300" w:lineRule="auto"/>
+              <w:rPr>
+                <w:sz w:val="24"/>
+              </w:rPr>
+              <w:jc w:val="left"/>
+            </w:pPr>
+            <w:r>
+              <w:rPr>
+                <w:rFonts w:ascii="Arial" w:hAnsi="Arial" w:eastAsia="Arial" w:cs="Arial"/>
+                <w:sz w:val="19"/>
+                <w:szCs w:val="19"/>
+              </w:rPr>
+              <w:t xml:space="preserve">Result: Mild skin irritation</w:t>
             </w:r>
           </w:p>
         </w:tc>
@@ -10414,71 +10387,44 @@
             <w:r>
               <w:rPr>
                 <w:rFonts w:ascii="Arial" w:hAnsi="Arial" w:eastAsia="Arial" w:cs="Arial"/>
-                <w:b/>
-                <w:sz w:val="19"/>
-                <w:szCs w:val="19"/>
-              </w:rPr>
-              <w:t xml:space="preserve">Species: </w:t>
-            </w:r>
-            <w:r>
-              <w:rPr>
-                <w:rFonts w:ascii="Arial" w:hAnsi="Arial" w:eastAsia="Arial" w:cs="Arial"/>
-                <w:sz w:val="19"/>
-                <w:szCs w:val="19"/>
-              </w:rPr>
-              <w:t xml:space="preserve">Rabbit</w:t>
-            </w:r>
-          </w:p>
-          <w:p>
-            <w:pPr>
-              <w:spacing w:line="300" w:lineRule="auto"/>
-              <w:rPr>
-                <w:sz w:val="24"/>
-              </w:rPr>
-              <w:jc w:val="left"/>
-            </w:pPr>
-            <w:r>
-              <w:rPr>
-                <w:rFonts w:ascii="Arial" w:hAnsi="Arial" w:eastAsia="Arial" w:cs="Arial"/>
-                <w:b/>
-                <w:sz w:val="19"/>
-                <w:szCs w:val="19"/>
-              </w:rPr>
-              <w:t xml:space="preserve">Classification: </w:t>
-            </w:r>
-            <w:r>
-              <w:rPr>
-                <w:rFonts w:ascii="Arial" w:hAnsi="Arial" w:eastAsia="Arial" w:cs="Arial"/>
-                <w:sz w:val="19"/>
-                <w:szCs w:val="19"/>
-              </w:rPr>
-              <w:t xml:space="preserve">Irritating to eyes</w:t>
-            </w:r>
-          </w:p>
-          <w:p>
-            <w:pPr>
-              <w:spacing w:line="300" w:lineRule="auto"/>
-              <w:rPr>
-                <w:sz w:val="24"/>
-              </w:rPr>
-              <w:jc w:val="left"/>
-            </w:pPr>
-            <w:r>
-              <w:rPr>
-                <w:rFonts w:ascii="Arial" w:hAnsi="Arial" w:eastAsia="Arial" w:cs="Arial"/>
-                <w:b/>
-                <w:sz w:val="19"/>
-                <w:szCs w:val="19"/>
-              </w:rPr>
-              <w:t xml:space="preserve">Result: </w:t>
-            </w:r>
-            <w:r>
-              <w:rPr>
-                <w:rFonts w:ascii="Arial" w:hAnsi="Arial" w:eastAsia="Arial" w:cs="Arial"/>
-                <w:sz w:val="19"/>
-                <w:szCs w:val="19"/>
-              </w:rPr>
-              <w:t xml:space="preserve">Mild eye irritation</w:t>
+                <w:sz w:val="19"/>
+                <w:szCs w:val="19"/>
+              </w:rPr>
+              <w:t xml:space="preserve">Species: Rabbit</w:t>
+            </w:r>
+          </w:p>
+          <w:p>
+            <w:pPr>
+              <w:spacing w:line="300" w:lineRule="auto"/>
+              <w:rPr>
+                <w:sz w:val="24"/>
+              </w:rPr>
+              <w:jc w:val="left"/>
+            </w:pPr>
+            <w:r>
+              <w:rPr>
+                <w:rFonts w:ascii="Arial" w:hAnsi="Arial" w:eastAsia="Arial" w:cs="Arial"/>
+                <w:sz w:val="19"/>
+                <w:szCs w:val="19"/>
+              </w:rPr>
+              <w:t xml:space="preserve">Classification: Irritating to eyes</w:t>
+            </w:r>
+          </w:p>
+          <w:p>
+            <w:pPr>
+              <w:spacing w:line="300" w:lineRule="auto"/>
+              <w:rPr>
+                <w:sz w:val="24"/>
+              </w:rPr>
+              <w:jc w:val="left"/>
+            </w:pPr>
+            <w:r>
+              <w:rPr>
+                <w:rFonts w:ascii="Arial" w:hAnsi="Arial" w:eastAsia="Arial" w:cs="Arial"/>
+                <w:sz w:val="19"/>
+                <w:szCs w:val="19"/>
+              </w:rPr>
+              <w:t xml:space="preserve">Result: Mild eye irritation</w:t>
             </w:r>
           </w:p>
         </w:tc>
@@ -10584,149 +10530,95 @@
             <w:r>
               <w:rPr>
                 <w:rFonts w:ascii="Arial" w:hAnsi="Arial" w:eastAsia="Arial" w:cs="Arial"/>
-                <w:b/>
-                <w:sz w:val="19"/>
-                <w:szCs w:val="19"/>
-              </w:rPr>
-              <w:t xml:space="preserve">Species: </w:t>
-            </w:r>
-            <w:r>
-              <w:rPr>
-                <w:rFonts w:ascii="Arial" w:hAnsi="Arial" w:eastAsia="Arial" w:cs="Arial"/>
-                <w:sz w:val="19"/>
-                <w:szCs w:val="19"/>
-              </w:rPr>
-              <w:t xml:space="preserve">Guinea pig</w:t>
-            </w:r>
-          </w:p>
-          <w:p>
-            <w:pPr>
-              <w:spacing w:line="300" w:lineRule="auto"/>
-              <w:rPr>
-                <w:sz w:val="24"/>
-              </w:rPr>
-              <w:jc w:val="left"/>
-            </w:pPr>
-            <w:r>
-              <w:rPr>
-                <w:rFonts w:ascii="Arial" w:hAnsi="Arial" w:eastAsia="Arial" w:cs="Arial"/>
-                <w:b/>
-                <w:sz w:val="19"/>
-                <w:szCs w:val="19"/>
-              </w:rPr>
-              <w:t xml:space="preserve">Classification: </w:t>
-            </w:r>
-            <w:r>
-              <w:rPr>
-                <w:rFonts w:ascii="Arial" w:hAnsi="Arial" w:eastAsia="Arial" w:cs="Arial"/>
-                <w:sz w:val="19"/>
-                <w:szCs w:val="19"/>
-              </w:rPr>
-              <w:t xml:space="preserve">Not a skin sensitizer</w:t>
-            </w:r>
-          </w:p>
-          <w:p>
-            <w:pPr>
-              <w:spacing w:line="300" w:lineRule="auto"/>
-              <w:rPr>
-                <w:sz w:val="24"/>
-              </w:rPr>
-              <w:jc w:val="left"/>
-            </w:pPr>
-            <w:r>
-              <w:rPr>
-                <w:rFonts w:ascii="Arial" w:hAnsi="Arial" w:eastAsia="Arial" w:cs="Arial"/>
-                <w:b/>
-                <w:sz w:val="19"/>
-                <w:szCs w:val="19"/>
-              </w:rPr>
-              <w:t xml:space="preserve">Result: </w:t>
-            </w:r>
-            <w:r>
-              <w:rPr>
-                <w:rFonts w:ascii="Arial" w:hAnsi="Arial" w:eastAsia="Arial" w:cs="Arial"/>
-                <w:sz w:val="19"/>
-                <w:szCs w:val="19"/>
-              </w:rPr>
-              <w:t xml:space="preserve">Did not cause sensitization in laboratory animals</w:t>
-            </w:r>
-          </w:p>
-          <w:p>
-            <w:pPr>
-              <w:spacing w:line="300" w:lineRule="auto"/>
-              <w:rPr>
-                <w:sz w:val="24"/>
-              </w:rPr>
-              <w:jc w:val="left"/>
-            </w:pPr>
-            <w:r>
-              <w:rPr>
-                <w:rFonts w:ascii="Arial" w:hAnsi="Arial" w:eastAsia="Arial" w:cs="Arial"/>
-                <w:b/>
-                <w:sz w:val="19"/>
-                <w:szCs w:val="19"/>
-              </w:rPr>
-              <w:t xml:space="preserve">Species: </w:t>
-            </w:r>
-            <w:r>
-              <w:rPr>
-                <w:rFonts w:ascii="Arial" w:hAnsi="Arial" w:eastAsia="Arial" w:cs="Arial"/>
-                <w:sz w:val="19"/>
-                <w:szCs w:val="19"/>
-              </w:rPr>
-              <w:t xml:space="preserve">Human</w:t>
-            </w:r>
-          </w:p>
-          <w:p>
-            <w:pPr>
-              <w:spacing w:line="300" w:lineRule="auto"/>
-              <w:rPr>
-                <w:sz w:val="24"/>
-              </w:rPr>
-              <w:jc w:val="left"/>
-            </w:pPr>
-            <w:r>
-              <w:rPr>
-                <w:rFonts w:ascii="Arial" w:hAnsi="Arial" w:eastAsia="Arial" w:cs="Arial"/>
-                <w:b/>
-                <w:sz w:val="19"/>
-                <w:szCs w:val="19"/>
-              </w:rPr>
-              <w:t xml:space="preserve">Classification: </w:t>
-            </w:r>
-            <w:r>
-              <w:rPr>
-                <w:rFonts w:ascii="Arial" w:hAnsi="Arial" w:eastAsia="Arial" w:cs="Arial"/>
-                <w:sz w:val="19"/>
-                <w:szCs w:val="19"/>
-              </w:rPr>
-              <w:t xml:space="preserve">Not a skin sensitizer</w:t>
-            </w:r>
-          </w:p>
-          <w:p>
-            <w:pPr>
-              <w:spacing w:line="300" w:lineRule="auto"/>
-              <w:rPr>
-                <w:sz w:val="24"/>
-              </w:rPr>
-              <w:jc w:val="left"/>
-            </w:pPr>
-            <w:r>
-              <w:rPr>
-                <w:rFonts w:ascii="Arial" w:hAnsi="Arial" w:eastAsia="Arial" w:cs="Arial"/>
-                <w:b/>
-                <w:sz w:val="19"/>
-                <w:szCs w:val="19"/>
-              </w:rPr>
-              <w:t xml:space="preserve">Result: </w:t>
-            </w:r>
-            <w:r>
-              <w:rPr>
-                <w:rFonts w:ascii="Arial" w:hAnsi="Arial" w:eastAsia="Arial" w:cs="Arial"/>
-                <w:sz w:val="19"/>
-                <w:szCs w:val="19"/>
-              </w:rPr>
-              <w:t xml:space="preserve">Patch test on human volunteers demonstrated no sensitizing properties</w:t>
+                <w:sz w:val="19"/>
+                <w:szCs w:val="19"/>
+              </w:rPr>
+              <w:t xml:space="preserve">Species: Guinea pig</w:t>
+            </w:r>
+          </w:p>
+          <w:p>
+            <w:pPr>
+              <w:spacing w:line="300" w:lineRule="auto"/>
+              <w:rPr>
+                <w:sz w:val="24"/>
+              </w:rPr>
+              <w:jc w:val="left"/>
+            </w:pPr>
+            <w:r>
+              <w:rPr>
+                <w:rFonts w:ascii="Arial" w:hAnsi="Arial" w:eastAsia="Arial" w:cs="Arial"/>
+                <w:sz w:val="19"/>
+                <w:szCs w:val="19"/>
+              </w:rPr>
+              <w:t xml:space="preserve">Classification: Not a skin sensitizer</w:t>
+            </w:r>
+          </w:p>
+          <w:p>
+            <w:pPr>
+              <w:spacing w:line="300" w:lineRule="auto"/>
+              <w:rPr>
+                <w:sz w:val="24"/>
+              </w:rPr>
+              <w:jc w:val="left"/>
+            </w:pPr>
+            <w:r>
+              <w:rPr>
+                <w:rFonts w:ascii="Arial" w:hAnsi="Arial" w:eastAsia="Arial" w:cs="Arial"/>
+                <w:sz w:val="19"/>
+                <w:szCs w:val="19"/>
+              </w:rPr>
+              <w:t xml:space="preserve">Result: Did not cause sensitization in laboratory animals</w:t>
+            </w:r>
+          </w:p>
+          <w:p>
+            <w:pPr>
+              <w:spacing w:line="300" w:lineRule="auto"/>
+              <w:rPr>
+                <w:sz w:val="24"/>
+              </w:rPr>
+              <w:jc w:val="left"/>
+            </w:pPr>
+            <w:r>
+              <w:rPr>
+                <w:rFonts w:ascii="Arial" w:hAnsi="Arial" w:eastAsia="Arial" w:cs="Arial"/>
+                <w:sz w:val="19"/>
+                <w:szCs w:val="19"/>
+              </w:rPr>
+              <w:t xml:space="preserve">Species: Human</w:t>
+            </w:r>
+          </w:p>
+          <w:p>
+            <w:pPr>
+              <w:spacing w:line="300" w:lineRule="auto"/>
+              <w:rPr>
+                <w:sz w:val="24"/>
+              </w:rPr>
+              <w:jc w:val="left"/>
+            </w:pPr>
+            <w:r>
+              <w:rPr>
+                <w:rFonts w:ascii="Arial" w:hAnsi="Arial" w:eastAsia="Arial" w:cs="Arial"/>
+                <w:sz w:val="19"/>
+                <w:szCs w:val="19"/>
+              </w:rPr>
+              <w:t xml:space="preserve">Classification: Not a skin sensitizer</w:t>
+            </w:r>
+          </w:p>
+          <w:p>
+            <w:pPr>
+              <w:spacing w:line="300" w:lineRule="auto"/>
+              <w:rPr>
+                <w:sz w:val="24"/>
+              </w:rPr>
+              <w:jc w:val="left"/>
+            </w:pPr>
+            <w:r>
+              <w:rPr>
+                <w:rFonts w:ascii="Arial" w:hAnsi="Arial" w:eastAsia="Arial" w:cs="Arial"/>
+                <w:sz w:val="19"/>
+                <w:szCs w:val="19"/>
+              </w:rPr>
+              <w:t xml:space="preserve">Result: Patch test on human volunteers demonstrated no sensitizing properties</w:t>
             </w:r>
           </w:p>
         </w:tc>
@@ -11494,99 +11386,61 @@
             <w:r>
               <w:rPr>
                 <w:rFonts w:ascii="Arial" w:hAnsi="Arial" w:eastAsia="Arial" w:cs="Arial"/>
-                <w:b/>
-                <w:sz w:val="19"/>
-                <w:szCs w:val="19"/>
-              </w:rPr>
-              <w:t xml:space="preserve">Repeated dose toxicity: </w:t>
-            </w:r>
-            <w:r>
-              <w:rPr>
-                <w:rFonts w:ascii="Arial" w:hAnsi="Arial" w:eastAsia="Arial" w:cs="Arial"/>
-                <w:b/>
-                <w:sz w:val="19"/>
-                <w:szCs w:val="19"/>
-              </w:rPr>
-              <w:t xml:space="preserve">Oral</w:t>
-            </w:r>
-          </w:p>
-          <w:p>
-            <w:pPr>
-              <w:spacing w:line="300" w:lineRule="auto"/>
-              <w:rPr>
-                <w:sz w:val="24"/>
-              </w:rPr>
-              <w:jc w:val="left"/>
-            </w:pPr>
-            <w:r>
-              <w:rPr>
-                <w:rFonts w:ascii="Arial" w:hAnsi="Arial" w:eastAsia="Arial" w:cs="Arial"/>
-                <w:b/>
-                <w:sz w:val="19"/>
-                <w:szCs w:val="19"/>
-              </w:rPr>
-              <w:t xml:space="preserve">Pathological changes: </w:t>
-            </w:r>
-            <w:r>
-              <w:rPr>
-                <w:rFonts w:ascii="Arial" w:hAnsi="Arial" w:eastAsia="Arial" w:cs="Arial"/>
-                <w:sz w:val="19"/>
-                <w:szCs w:val="19"/>
-              </w:rPr>
-              <w:t xml:space="preserve">stomach, testes, liver, kidneys, abnormal reduction of red blood cells.</w:t>
-            </w:r>
-          </w:p>
-          <w:p>
-            <w:pPr>
-              <w:spacing w:line="300" w:lineRule="auto"/>
-              <w:rPr>
-                <w:sz w:val="24"/>
-              </w:rPr>
-              <w:jc w:val="left"/>
-            </w:pPr>
-            <w:r>
-              <w:rPr>
-                <w:rFonts w:ascii="Arial" w:hAnsi="Arial" w:eastAsia="Arial" w:cs="Arial"/>
-                <w:b/>
-                <w:sz w:val="19"/>
-                <w:szCs w:val="19"/>
-              </w:rPr>
-              <w:t xml:space="preserve">Repeated dose toxicity: </w:t>
-            </w:r>
-            <w:r>
-              <w:rPr>
-                <w:rFonts w:ascii="Arial" w:hAnsi="Arial" w:eastAsia="Arial" w:cs="Arial"/>
-                <w:b/>
-                <w:sz w:val="19"/>
-                <w:szCs w:val="19"/>
-              </w:rPr>
-              <w:t xml:space="preserve">Inhalation</w:t>
-            </w:r>
-          </w:p>
-          <w:p>
-            <w:pPr>
-              <w:spacing w:line="300" w:lineRule="auto"/>
-              <w:rPr>
-                <w:sz w:val="24"/>
-              </w:rPr>
-              <w:jc w:val="left"/>
-            </w:pPr>
-            <w:r>
-              <w:rPr>
-                <w:rFonts w:ascii="Arial" w:hAnsi="Arial" w:eastAsia="Arial" w:cs="Arial"/>
-                <w:b/>
-                <w:sz w:val="19"/>
-                <w:szCs w:val="19"/>
-              </w:rPr>
-              <w:t xml:space="preserve">Pathological changes: </w:t>
-            </w:r>
-            <w:r>
-              <w:rPr>
-                <w:rFonts w:ascii="Arial" w:hAnsi="Arial" w:eastAsia="Arial" w:cs="Arial"/>
-                <w:sz w:val="19"/>
-                <w:szCs w:val="19"/>
-              </w:rPr>
-              <w:t xml:space="preserve">kidney and liver effects, retinal damage.</w:t>
+                <w:sz w:val="19"/>
+                <w:szCs w:val="19"/>
+              </w:rPr>
+              <w:t xml:space="preserve">Repeated dose toxicity: Oral</w:t>
+            </w:r>
+          </w:p>
+          <w:p>
+            <w:pPr>
+              <w:spacing w:line="300" w:lineRule="auto"/>
+              <w:rPr>
+                <w:sz w:val="24"/>
+              </w:rPr>
+              <w:jc w:val="left"/>
+            </w:pPr>
+            <w:r>
+              <w:rPr>
+                <w:rFonts w:ascii="Arial" w:hAnsi="Arial" w:eastAsia="Arial" w:cs="Arial"/>
+                <w:sz w:val="19"/>
+                <w:szCs w:val="19"/>
+              </w:rPr>
+              <w:t xml:space="preserve">Pathological changes: stomach, testes, liver, kidneys, abnormal reduction of red blood cells.</w:t>
+            </w:r>
+          </w:p>
+          <w:p>
+            <w:pPr>
+              <w:spacing w:line="300" w:lineRule="auto"/>
+              <w:rPr>
+                <w:sz w:val="24"/>
+              </w:rPr>
+              <w:jc w:val="left"/>
+            </w:pPr>
+            <w:r>
+              <w:rPr>
+                <w:rFonts w:ascii="Arial" w:hAnsi="Arial" w:eastAsia="Arial" w:cs="Arial"/>
+                <w:sz w:val="19"/>
+                <w:szCs w:val="19"/>
+              </w:rPr>
+              <w:t xml:space="preserve">Repeated dose toxicity: Inhalation</w:t>
+            </w:r>
+          </w:p>
+          <w:p>
+            <w:pPr>
+              <w:spacing w:line="300" w:lineRule="auto"/>
+              <w:rPr>
+                <w:sz w:val="24"/>
+              </w:rPr>
+              <w:jc w:val="left"/>
+            </w:pPr>
+            <w:r>
+              <w:rPr>
+                <w:rFonts w:ascii="Arial" w:hAnsi="Arial" w:eastAsia="Arial" w:cs="Arial"/>
+                <w:sz w:val="19"/>
+                <w:szCs w:val="19"/>
+              </w:rPr>
+              <w:t xml:space="preserve">Pathological changes: kidney and liver effects, retinal damage.</w:t>
             </w:r>
           </w:p>
         </w:tc>

--- a/算法训练材料/PU-202A/PU-202A msds_EN Guanzhi.docx
+++ b/算法训练材料/PU-202A/PU-202A msds_EN Guanzhi.docx
@@ -9782,6 +9782,8 @@
             </w:tcBorders>
             <w:gridSpan w:val="4"/>
             <w:tcW w:w="9781" w:type="dxa"/>
+            <w:gridSpan w:val="4"/>
+            <w:tcW w:w="9781" w:type="dxa"/>
           </w:tcPr>
           <w:p>
             <w:pPr>
@@ -9946,38 +9948,19 @@
           </w:tcPr>
           <w:p>
             <w:pPr>
-              <w:keepNext w:val="0"/>
-              <w:keepLines w:val="0"/>
-              <w:pageBreakBefore w:val="0"/>
-              <w:widowControl w:val="0"/>
-              <w:kinsoku/>
-              <w:wordWrap/>
-              <w:overflowPunct/>
-              <w:topLinePunct w:val="0"/>
-              <w:autoSpaceDE/>
-              <w:autoSpaceDN/>
-              <w:bidi w:val="0"/>
-              <w:adjustRightInd/>
-              <w:snapToGrid/>
-              <w:spacing w:line="300" w:lineRule="auto"/>
-              <w:textAlignment w:val="auto"/>
-              <w:rPr>
-                <w:rFonts w:hint="eastAsia"/>
-                <w:sz w:val="24"/>
-                <w:szCs w:val="24"/>
-                <w:lang w:val="en-US" w:eastAsia="zh-CN"/>
-              </w:rPr>
-              <w:jc w:val="left"/>
-            </w:pPr>
-            <w:r>
-              <w:rPr>
-                <w:bCs w:val="0"/>
-                <w:lang w:val="en-US" w:eastAsia="zh-CN"/>
-                <w:rFonts w:ascii="Arial" w:hAnsi="Arial" w:eastAsia="Arial" w:cs="Arial"/>
-                <w:sz w:val="19"/>
-                <w:szCs w:val="19"/>
-              </w:rPr>
-              <w:t>LD50 / Oral / Rat: 3,000-6,000mg/kg</w:t>
+              <w:spacing w:line="300" w:lineRule="auto"/>
+              <w:rPr>
+                <w:sz w:val="24"/>
+              </w:rPr>
+              <w:jc w:val="left"/>
+            </w:pPr>
+            <w:r>
+              <w:rPr>
+                <w:rFonts w:ascii="Arial" w:hAnsi="Arial" w:eastAsia="Arial" w:cs="Arial"/>
+                <w:sz w:val="19"/>
+                <w:szCs w:val="19"/>
+              </w:rPr>
+              <w:t xml:space="preserve">Median lethal dose (LD50) / rat: 3,000 - 6,000 mg/kg</w:t>
             </w:r>
           </w:p>
         </w:tc>
@@ -10107,10 +10090,81 @@
           </w:tcPr>
           <w:p>
             <w:pPr>
-              <w:keepNext w:val="0"/>
-              <w:keepLines w:val="0"/>
-              <w:pageBreakBefore w:val="0"/>
-              <w:widowControl w:val="0"/>
+              <w:spacing w:line="300" w:lineRule="auto"/>
+              <w:rPr>
+                <w:sz w:val="24"/>
+              </w:rPr>
+              <w:jc w:val="left"/>
+            </w:pPr>
+            <w:r>
+              <w:rPr>
+                <w:rFonts w:ascii="Arial" w:hAnsi="Arial" w:eastAsia="Arial" w:cs="Arial"/>
+                <w:sz w:val="19"/>
+                <w:szCs w:val="19"/>
+              </w:rPr>
+              <w:t xml:space="preserve">Median lethal concentration (LC50) / 1h / rat female: 8.81 mg/l (This value is only for cases where inhalable particles are formed.)</w:t>
+            </w:r>
+          </w:p>
+          <w:p>
+            <w:pPr>
+              <w:spacing w:line="300" w:lineRule="auto"/>
+              <w:rPr>
+                <w:sz w:val="24"/>
+              </w:rPr>
+              <w:jc w:val="left"/>
+            </w:pPr>
+            <w:r>
+              <w:rPr>
+                <w:rFonts w:ascii="Arial" w:hAnsi="Arial" w:eastAsia="Arial" w:cs="Arial"/>
+                <w:sz w:val="19"/>
+                <w:szCs w:val="19"/>
+              </w:rPr>
+              <w:t xml:space="preserve">Median lethal concentration (LC50) / 4h / rat female: 2.2 mg/l</w:t>
+            </w:r>
+          </w:p>
+        </w:tc>
+      </w:tr>
+      <w:tr>
+        <w:tblPrEx>
+          <w:tblBorders>
+            <w:top w:val="single" w:color="auto" w:sz="4" w:space="0"/>
+            <w:left w:val="single" w:color="auto" w:sz="4" w:space="0"/>
+            <w:bottom w:val="single" w:color="auto" w:sz="4" w:space="0"/>
+            <w:right w:val="single" w:color="auto" w:sz="4" w:space="0"/>
+            <w:insideH w:val="none" w:color="auto" w:sz="0" w:space="0"/>
+            <w:insideV w:val="none" w:color="auto" w:sz="0" w:space="0"/>
+          </w:tblBorders>
+          <w:tblCellMar>
+            <w:top w:w="0" w:type="dxa"/>
+            <w:left w:w="108" w:type="dxa"/>
+            <w:bottom w:w="0" w:type="dxa"/>
+            <w:right w:w="108" w:type="dxa"/>
+          </w:tblCellMar>
+        </w:tblPrEx>
+        <w:trPr>
+          <w:trHeight w:val="424" w:hRule="atLeast"/>
+        </w:trPr>
+        <w:tc>
+          <w:tcPr>
+            <w:tcW w:w="3519" w:type="dxa"/>
+            <w:vMerge w:val="continue"/>
+            <w:tcBorders>
+              <w:top w:val="dotted" w:color="auto" w:sz="4" w:space="0"/>
+              <w:bottom w:val="dotted" w:color="auto" w:sz="4" w:space="0"/>
+              <w:right w:val="dotted" w:color="auto" w:sz="4" w:space="0"/>
+            </w:tcBorders>
+            <w:vAlign w:val="center"/>
+          </w:tcPr>
+          <w:p>
+            <w:pPr>
+              <w:keepNext w:val="0"/>
+              <w:keepLines w:val="0"/>
+              <w:pageBreakBefore w:val="0"/>
+              <w:widowControl w:val="0"/>
+              <w:numPr>
+                <w:ilvl w:val="1"/>
+                <w:numId w:val="0"/>
+              </w:numPr>
               <w:kinsoku/>
               <w:wordWrap/>
               <w:overflowPunct/>
@@ -10121,24 +10175,93 @@
               <w:adjustRightInd/>
               <w:snapToGrid/>
               <w:spacing w:line="300" w:lineRule="auto"/>
+              <w:jc w:val="left"/>
+              <w:textAlignment w:val="auto"/>
+              <w:rPr>
+                <w:rFonts w:hint="default" w:ascii="Times New Roman" w:hAnsi="Times New Roman" w:eastAsia="宋体" w:cs="Times New Roman"/>
+                <w:b/>
+                <w:kern w:val="2"/>
+                <w:sz w:val="21"/>
+                <w:szCs w:val="21"/>
+                <w:lang w:val="en-US" w:eastAsia="zh-CN" w:bidi="ar-SA"/>
+              </w:rPr>
+            </w:pPr>
+          </w:p>
+        </w:tc>
+        <w:tc>
+          <w:tcPr>
+            <w:tcW w:w="1924" w:type="dxa"/>
+            <w:tcBorders>
+              <w:top w:val="dotted" w:color="auto" w:sz="4" w:space="0"/>
+              <w:left w:val="dotted" w:color="auto" w:sz="4" w:space="0"/>
+              <w:bottom w:val="dotted" w:color="auto" w:sz="4" w:space="0"/>
+              <w:right w:val="dotted" w:color="auto" w:sz="4" w:space="0"/>
+            </w:tcBorders>
+            <w:vAlign w:val="center"/>
+          </w:tcPr>
+          <w:p>
+            <w:pPr>
+              <w:keepNext w:val="0"/>
+              <w:keepLines w:val="0"/>
+              <w:pageBreakBefore w:val="0"/>
+              <w:widowControl w:val="0"/>
+              <w:kinsoku/>
+              <w:wordWrap/>
+              <w:overflowPunct/>
+              <w:topLinePunct w:val="0"/>
+              <w:autoSpaceDE/>
+              <w:autoSpaceDN/>
+              <w:bidi w:val="0"/>
+              <w:adjustRightInd/>
+              <w:snapToGrid/>
+              <w:spacing w:line="300" w:lineRule="auto"/>
               <w:textAlignment w:val="auto"/>
               <w:rPr>
                 <w:rFonts w:hint="eastAsia"/>
-                <w:sz w:val="24"/>
-                <w:szCs w:val="24"/>
+                <w:b/>
+                <w:bCs/>
+                <w:sz w:val="24"/>
                 <w:lang w:val="en-US" w:eastAsia="zh-CN"/>
               </w:rPr>
               <w:jc w:val="left"/>
             </w:pPr>
             <w:r>
               <w:rPr>
-                <w:bCs w:val="0"/>
-                <w:lang w:val="en-US" w:eastAsia="zh-CN"/>
-                <w:rFonts w:ascii="Arial" w:hAnsi="Arial" w:eastAsia="Arial" w:cs="Arial"/>
-                <w:sz w:val="19"/>
-                <w:szCs w:val="19"/>
-              </w:rPr>
-              <w:t>LC50 / Inhalation / 1h / Rat: 8.81mg/l(applicable only where respirable aerosols are formed)</w:t>
+                <w:rFonts w:ascii="Arial" w:hAnsi="Arial" w:eastAsia="Arial" w:cs="Arial"/>
+                <w:b/>
+                <w:sz w:val="19"/>
+                <w:szCs w:val="19"/>
+              </w:rPr>
+              <w:t xml:space="preserve">Dermal:</w:t>
+            </w:r>
+          </w:p>
+        </w:tc>
+        <w:tc>
+          <w:tcPr>
+            <w:tcW w:w="4338" w:type="dxa"/>
+            <w:gridSpan w:val="2"/>
+            <w:tcBorders>
+              <w:top w:val="dotted" w:color="auto" w:sz="4" w:space="0"/>
+              <w:left w:val="dotted" w:color="auto" w:sz="4" w:space="0"/>
+              <w:bottom w:val="dotted" w:color="auto" w:sz="4" w:space="0"/>
+            </w:tcBorders>
+            <w:vAlign w:val="center"/>
+          </w:tcPr>
+          <w:p>
+            <w:pPr>
+              <w:spacing w:line="300" w:lineRule="auto"/>
+              <w:rPr>
+                <w:sz w:val="24"/>
+              </w:rPr>
+              <w:jc w:val="left"/>
+            </w:pPr>
+            <w:r>
+              <w:rPr>
+                <w:rFonts w:ascii="Arial" w:hAnsi="Arial" w:eastAsia="Arial" w:cs="Arial"/>
+                <w:sz w:val="19"/>
+                <w:szCs w:val="19"/>
+              </w:rPr>
+              <w:t xml:space="preserve">Median lethal dose (LD50) / guinea pig: &lt; 940 mg/kg</w:t>
             </w:r>
           </w:p>
         </w:tc>
@@ -10715,37 +10838,19 @@
           </w:tcPr>
           <w:p>
             <w:pPr>
-              <w:keepNext w:val="0"/>
-              <w:keepLines w:val="0"/>
-              <w:pageBreakBefore w:val="0"/>
-              <w:widowControl w:val="0"/>
-              <w:kinsoku/>
-              <w:wordWrap/>
-              <w:overflowPunct/>
-              <w:topLinePunct w:val="0"/>
-              <w:autoSpaceDE/>
-              <w:autoSpaceDN/>
-              <w:bidi w:val="0"/>
-              <w:adjustRightInd/>
-              <w:snapToGrid/>
-              <w:spacing w:line="300" w:lineRule="auto"/>
-              <w:textAlignment w:val="auto"/>
-              <w:rPr>
-                <w:rFonts w:hint="default" w:hAnsi="Arial"/>
-                <w:sz w:val="24"/>
-                <w:szCs w:val="24"/>
-                <w:lang w:val="en-US" w:eastAsia="zh-CN"/>
-              </w:rPr>
-              <w:jc w:val="left"/>
-            </w:pPr>
-            <w:r>
-              <w:rPr>
-                <w:bCs w:val="0"/>
-                <w:rFonts w:ascii="Arial" w:hAnsi="Arial" w:eastAsia="Arial" w:cs="Arial"/>
-                <w:sz w:val="19"/>
-                <w:szCs w:val="19"/>
-              </w:rPr>
-              <w:t>Did not cause genetic damage in bacterial cell culture. Did not cause genetic damage in mammalian cell culture. Evidence indicates substance does not cause genetic damage in animals.</w:t>
+              <w:spacing w:line="300" w:lineRule="auto"/>
+              <w:rPr>
+                <w:sz w:val="24"/>
+              </w:rPr>
+              <w:jc w:val="left"/>
+            </w:pPr>
+            <w:r>
+              <w:rPr>
+                <w:rFonts w:ascii="Arial" w:hAnsi="Arial" w:eastAsia="Arial" w:cs="Arial"/>
+                <w:sz w:val="19"/>
+                <w:szCs w:val="19"/>
+              </w:rPr>
+              <w:t xml:space="preserve">Did not cause genetic damage in bacterial cell cultures. Did not cause genetic damage in mammalian cell cultures. Evidence indicates this substance does not cause genetic damage in animals.</w:t>
             </w:r>
           </w:p>
         </w:tc>
@@ -10843,38 +10948,19 @@
           </w:tcPr>
           <w:p>
             <w:pPr>
-              <w:keepNext w:val="0"/>
-              <w:keepLines w:val="0"/>
-              <w:pageBreakBefore w:val="0"/>
-              <w:widowControl w:val="0"/>
-              <w:kinsoku/>
-              <w:wordWrap/>
-              <w:overflowPunct/>
-              <w:topLinePunct w:val="0"/>
-              <w:autoSpaceDE/>
-              <w:autoSpaceDN/>
-              <w:bidi w:val="0"/>
-              <w:adjustRightInd/>
-              <w:snapToGrid/>
-              <w:spacing w:line="300" w:lineRule="auto"/>
-              <w:textAlignment w:val="auto"/>
-              <w:rPr>
-                <w:rFonts w:hint="default" w:hAnsi="Arial"/>
-                <w:sz w:val="24"/>
-                <w:szCs w:val="24"/>
-                <w:lang w:val="en-US" w:eastAsia="zh-CN"/>
-              </w:rPr>
-              <w:jc w:val="left"/>
-            </w:pPr>
-            <w:r>
-              <w:rPr>
-                <w:bCs w:val="0"/>
-                <w:lang w:val="en-US" w:eastAsia="zh-CN"/>
-                <w:rFonts w:ascii="Arial" w:hAnsi="Arial" w:eastAsia="Arial" w:cs="Arial"/>
-                <w:sz w:val="19"/>
-                <w:szCs w:val="19"/>
-              </w:rPr>
-              <w:t>No carcinogenic effects observed in animal studies.</w:t>
+              <w:spacing w:line="300" w:lineRule="auto"/>
+              <w:rPr>
+                <w:sz w:val="24"/>
+              </w:rPr>
+              <w:jc w:val="left"/>
+            </w:pPr>
+            <w:r>
+              <w:rPr>
+                <w:rFonts w:ascii="Arial" w:hAnsi="Arial" w:eastAsia="Arial" w:cs="Arial"/>
+                <w:sz w:val="19"/>
+                <w:szCs w:val="19"/>
+              </w:rPr>
+              <w:t xml:space="preserve">No carcinogenic effects observed in animal studies.</w:t>
             </w:r>
           </w:p>
         </w:tc>
@@ -10972,38 +11058,19 @@
           </w:tcPr>
           <w:p>
             <w:pPr>
-              <w:keepNext w:val="0"/>
-              <w:keepLines w:val="0"/>
-              <w:pageBreakBefore w:val="0"/>
-              <w:widowControl w:val="0"/>
-              <w:kinsoku/>
-              <w:wordWrap/>
-              <w:overflowPunct/>
-              <w:topLinePunct w:val="0"/>
-              <w:autoSpaceDE/>
-              <w:autoSpaceDN/>
-              <w:bidi w:val="0"/>
-              <w:adjustRightInd/>
-              <w:snapToGrid/>
-              <w:spacing w:line="300" w:lineRule="auto"/>
-              <w:textAlignment w:val="auto"/>
-              <w:rPr>
-                <w:rFonts w:hint="default" w:ascii="宋体" w:hAnsi="宋体" w:eastAsia="宋体" w:cs="宋体"/>
-                <w:sz w:val="24"/>
-                <w:szCs w:val="24"/>
-                <w:lang w:val="en-US" w:eastAsia="zh-CN"/>
-              </w:rPr>
-              <w:jc w:val="left"/>
-            </w:pPr>
-            <w:r>
-              <w:rPr>
-                <w:bCs w:val="0"/>
-                <w:lang w:val="en-US" w:eastAsia="zh-CN"/>
-                <w:rFonts w:ascii="Arial" w:hAnsi="Arial" w:eastAsia="Arial" w:cs="Arial"/>
-                <w:sz w:val="19"/>
-                <w:szCs w:val="19"/>
-              </w:rPr>
-              <w:t>Animal testing showed no reproductive toxicity. Animal experiments showed effects on the embryo at levels below those causing maternal toxicity. Reduced embryo-fetal viability, slow fetal development (variations), fetal malformations.</w:t>
+              <w:spacing w:line="300" w:lineRule="auto"/>
+              <w:rPr>
+                <w:sz w:val="24"/>
+              </w:rPr>
+              <w:jc w:val="left"/>
+            </w:pPr>
+            <w:r>
+              <w:rPr>
+                <w:rFonts w:ascii="Arial" w:hAnsi="Arial" w:eastAsia="Arial" w:cs="Arial"/>
+                <w:sz w:val="19"/>
+                <w:szCs w:val="19"/>
+              </w:rPr>
+              <w:t xml:space="preserve">Animal studies show no reproductive toxicity. Animal studies indicate effects on embryos at doses below those causing maternal toxicity. Decreased embryo-fetal viability, retarded fetal development (variations), fetal malformations.</w:t>
             </w:r>
           </w:p>
         </w:tc>
@@ -11085,7 +11152,7 @@
                 <w:sz w:val="19"/>
                 <w:szCs w:val="19"/>
               </w:rPr>
-              <w:t xml:space="preserve">Specific target organ toxicity (single/repeated exposure):</w:t>
+              <w:t xml:space="preserve">Specific target organ toxicity (single / repeated exposure):</w:t>
             </w:r>
           </w:p>
         </w:tc>
@@ -11102,38 +11169,19 @@
           </w:tcPr>
           <w:p>
             <w:pPr>
-              <w:keepNext w:val="0"/>
-              <w:keepLines w:val="0"/>
-              <w:pageBreakBefore w:val="0"/>
-              <w:widowControl w:val="0"/>
-              <w:kinsoku/>
-              <w:wordWrap/>
-              <w:overflowPunct/>
-              <w:topLinePunct w:val="0"/>
-              <w:autoSpaceDE/>
-              <w:autoSpaceDN/>
-              <w:bidi w:val="0"/>
-              <w:adjustRightInd/>
-              <w:snapToGrid/>
-              <w:spacing w:line="300" w:lineRule="auto"/>
-              <w:textAlignment w:val="auto"/>
-              <w:rPr>
-                <w:rFonts w:hint="default"/>
-                <w:sz w:val="24"/>
-                <w:szCs w:val="24"/>
-                <w:lang w:val="en-US" w:eastAsia="zh-CN"/>
-              </w:rPr>
-              <w:jc w:val="left"/>
-            </w:pPr>
-            <w:r>
-              <w:rPr>
-                <w:bCs w:val="0"/>
-                <w:lang w:val="en-US" w:eastAsia="zh-CN"/>
-                <w:rFonts w:ascii="Arial" w:hAnsi="Arial" w:eastAsia="Arial" w:cs="Arial"/>
-                <w:sz w:val="19"/>
-                <w:szCs w:val="19"/>
-              </w:rPr>
-              <w:t>No data available.</w:t>
+              <w:spacing w:line="300" w:lineRule="auto"/>
+              <w:rPr>
+                <w:sz w:val="24"/>
+              </w:rPr>
+              <w:jc w:val="left"/>
+            </w:pPr>
+            <w:r>
+              <w:rPr>
+                <w:rFonts w:ascii="Arial" w:hAnsi="Arial" w:eastAsia="Arial" w:cs="Arial"/>
+                <w:sz w:val="19"/>
+                <w:szCs w:val="19"/>
+              </w:rPr>
+              <w:t xml:space="preserve">No data available.</w:t>
             </w:r>
           </w:p>
         </w:tc>
@@ -11232,38 +11280,19 @@
           </w:tcPr>
           <w:p>
             <w:pPr>
-              <w:keepNext w:val="0"/>
-              <w:keepLines w:val="0"/>
-              <w:pageBreakBefore w:val="0"/>
-              <w:widowControl w:val="0"/>
-              <w:kinsoku/>
-              <w:wordWrap/>
-              <w:overflowPunct/>
-              <w:topLinePunct w:val="0"/>
-              <w:autoSpaceDE/>
-              <w:autoSpaceDN/>
-              <w:bidi w:val="0"/>
-              <w:adjustRightInd/>
-              <w:snapToGrid/>
-              <w:spacing w:line="300" w:lineRule="auto"/>
-              <w:textAlignment w:val="auto"/>
-              <w:rPr>
-                <w:rFonts w:hint="eastAsia"/>
-                <w:sz w:val="24"/>
-                <w:szCs w:val="24"/>
-                <w:lang w:val="en-US" w:eastAsia="zh-CN"/>
-              </w:rPr>
-              <w:jc w:val="left"/>
-            </w:pPr>
-            <w:r>
-              <w:rPr>
-                <w:bCs w:val="0"/>
-                <w:lang w:val="en-US" w:eastAsia="zh-CN"/>
-                <w:rFonts w:ascii="Arial" w:hAnsi="Arial" w:eastAsia="Arial" w:cs="Arial"/>
-                <w:sz w:val="19"/>
-                <w:szCs w:val="19"/>
-              </w:rPr>
-              <w:t>No data available.</w:t>
+              <w:spacing w:line="300" w:lineRule="auto"/>
+              <w:rPr>
+                <w:sz w:val="24"/>
+              </w:rPr>
+              <w:jc w:val="left"/>
+            </w:pPr>
+            <w:r>
+              <w:rPr>
+                <w:rFonts w:ascii="Arial" w:hAnsi="Arial" w:eastAsia="Arial" w:cs="Arial"/>
+                <w:sz w:val="19"/>
+                <w:szCs w:val="19"/>
+              </w:rPr>
+              <w:t xml:space="preserve">No data available.</w:t>
             </w:r>
           </w:p>
         </w:tc>

--- a/算法训练材料/PU-202A/PU-202A msds_EN Guanzhi.docx
+++ b/算法训练材料/PU-202A/PU-202A msds_EN Guanzhi.docx
@@ -9713,41 +9713,27 @@
               <w:top w:val="single" w:color="auto" w:sz="4" w:space="0"/>
               <w:bottom w:val="dotted" w:color="auto" w:sz="4" w:space="0"/>
             </w:tcBorders>
-          </w:tcPr>
-          <w:p>
-            <w:pPr>
-              <w:keepNext w:val="0"/>
-              <w:keepLines w:val="0"/>
-              <w:pageBreakBefore w:val="0"/>
-              <w:widowControl w:val="0"/>
-              <w:kinsoku/>
-              <w:wordWrap/>
-              <w:overflowPunct/>
-              <w:topLinePunct w:val="0"/>
-              <w:bidi w:val="0"/>
-              <w:adjustRightInd/>
-              <w:snapToGrid/>
-              <w:spacing w:line="300" w:lineRule="auto"/>
-              <w:jc w:val="left"/>
-              <w:textAlignment w:val="auto"/>
-              <w:rPr>
-                <w:rFonts w:hint="eastAsia" w:cs="Arial"/>
-                <w:kern w:val="0"/>
-                <w:sz w:val="24"/>
-                <w:lang w:val="en-US" w:eastAsia="zh-CN"/>
-              </w:rPr>
-            </w:pPr>
-            <w:r>
-              <w:rPr>
-                <w:rFonts w:hint="eastAsia" w:cs="Arial" w:eastAsia="宋体" w:ascii="Arial" w:hAnsi="Arial"/>
+            <w:gridSpan w:val="4"/>
+            <w:tcW w:w="9781" w:type="dxa"/>
+            <w:gridSpan w:val="4"/>
+            <w:tcW w:w="9781" w:type="dxa"/>
+          </w:tcPr>
+          <w:p>
+            <w:pPr>
+              <w:spacing w:line="300" w:lineRule="auto"/>
+              <w:jc w:val="left"/>
+              <w:rPr>
+                <w:sz w:val="19"/>
+              </w:rPr>
+            </w:pPr>
+            <w:r>
+              <w:rPr>
+                <w:rFonts w:ascii="Arial" w:hAnsi="Arial" w:cs="Arial"/>
                 <w:b w:val="0"/>
-                <w:bCs w:val="0"/>
-                <w:kern w:val="0"/>
-                <w:sz w:val="24"/>
-                <w:szCs w:val="24"/>
-                <w:lang w:val="en-US" w:eastAsia="zh-CN"/>
-              </w:rPr>
-              <w:t>No toxicological studies were available for this product.</w:t>
+                <w:sz w:val="19"/>
+                <w:szCs w:val="19"/>
+              </w:rPr>
+              <w:t xml:space="preserve">No toxicological studies were available for this product.</w:t>
             </w:r>
           </w:p>
         </w:tc>
@@ -9791,15 +9777,15 @@
               <w:ind w:left="34" w:leftChars="16" w:right="480"/>
               <w:jc w:val="left"/>
               <w:rPr>
-                <w:sz w:val="24"/>
-              </w:rPr>
-            </w:pPr>
-            <w:r>
-              <w:rPr>
-                <w:rFonts w:ascii="Arial" w:hAnsi="Arial"/>
+                <w:sz w:val="19"/>
+              </w:rPr>
+            </w:pPr>
+            <w:r>
+              <w:rPr>
+                <w:rFonts w:ascii="Arial" w:hAnsi="Arial" w:cs="Arial"/>
                 <w:b w:val="0"/>
-                <w:sz w:val="24"/>
-                <w:szCs w:val="24"/>
+                <w:sz w:val="19"/>
+                <w:szCs w:val="19"/>
               </w:rPr>
               <w:t xml:space="preserve">The following is toxicological data for N,N-Dimethylacetamide:</w:t>
             </w:r>
@@ -11611,8 +11597,8 @@
               <w:textAlignment w:val="auto"/>
               <w:rPr>
                 <w:rFonts w:hint="eastAsia"/>
-                <w:sz w:val="24"/>
-                <w:szCs w:val="24"/>
+                <w:sz w:val="19"/>
+                <w:szCs w:val="19"/>
                 <w:lang w:val="en-US" w:eastAsia="zh-CN"/>
               </w:rPr>
               <w:jc w:val="left"/>
@@ -11675,8 +11661,8 @@
               <w:textAlignment w:val="auto"/>
               <w:rPr>
                 <w:rFonts w:hint="eastAsia"/>
-                <w:sz w:val="24"/>
-                <w:szCs w:val="24"/>
+                <w:sz w:val="19"/>
+                <w:szCs w:val="19"/>
                 <w:lang w:val="en-US" w:eastAsia="zh-CN"/>
               </w:rPr>
               <w:jc w:val="left"/>
@@ -12220,8 +12206,8 @@
               <w:textAlignment w:val="auto"/>
               <w:rPr>
                 <w:rFonts w:hint="eastAsia"/>
-                <w:sz w:val="24"/>
-                <w:szCs w:val="24"/>
+                <w:sz w:val="19"/>
+                <w:szCs w:val="19"/>
                 <w:lang w:val="en-US" w:eastAsia="zh-CN"/>
               </w:rPr>
               <w:jc w:val="left"/>
@@ -12288,8 +12274,8 @@
               <w:textAlignment w:val="auto"/>
               <w:rPr>
                 <w:rFonts w:hint="eastAsia"/>
-                <w:sz w:val="24"/>
-                <w:szCs w:val="24"/>
+                <w:sz w:val="19"/>
+                <w:szCs w:val="19"/>
                 <w:lang w:val="en-US" w:eastAsia="zh-CN"/>
               </w:rPr>
               <w:jc w:val="left"/>
